--- a/Operating System.docx
+++ b/Operating System.docx
@@ -182,6 +182,8 @@
         </w:numPr>
         <w:rPr>
           <w:rFonts w:ascii="Times New Roman" w:hAnsi="Times New Roman" w:cs="Times New Roman"/>
+          <w:b/>
+          <w:bCs/>
           <w:color w:val="0D0D0D" w:themeColor="text1" w:themeTint="F2"/>
           <w:sz w:val="32"/>
           <w:szCs w:val="32"/>
@@ -205,7 +207,36 @@
           <w:sz w:val="32"/>
           <w:szCs w:val="32"/>
         </w:rPr>
-        <w:t xml:space="preserve"> When you open Chrome, the OS finds the file, loads it, gives it RAM, and lets it use the internet and display on screen.</w:t>
+        <w:t xml:space="preserve"> </w:t>
+      </w:r>
+      <w:r>
+        <w:rPr>
+          <w:rFonts w:ascii="Times New Roman" w:hAnsi="Times New Roman" w:cs="Times New Roman"/>
+          <w:color w:val="0D0D0D" w:themeColor="text1" w:themeTint="F2"/>
+          <w:sz w:val="32"/>
+          <w:szCs w:val="32"/>
+        </w:rPr>
+        <w:t xml:space="preserve">When you play a song in </w:t>
+      </w:r>
+      <w:r>
+        <w:rPr>
+          <w:rFonts w:ascii="Times New Roman" w:hAnsi="Times New Roman" w:cs="Times New Roman"/>
+          <w:b/>
+          <w:bCs/>
+          <w:color w:val="0D0D0D" w:themeColor="text1" w:themeTint="F2"/>
+          <w:sz w:val="32"/>
+          <w:szCs w:val="32"/>
+        </w:rPr>
+        <w:t>VLC Media Player</w:t>
+      </w:r>
+      <w:r>
+        <w:rPr>
+          <w:rFonts w:ascii="Times New Roman" w:hAnsi="Times New Roman" w:cs="Times New Roman"/>
+          <w:color w:val="0D0D0D" w:themeColor="text1" w:themeTint="F2"/>
+          <w:sz w:val="32"/>
+          <w:szCs w:val="32"/>
+        </w:rPr>
+        <w:t>, the OS loads it, gives CPU and RAM, and lets it use speakers to play sound.</w:t>
       </w:r>
     </w:p>
     <w:p>
@@ -356,7 +387,25 @@
           <w:sz w:val="32"/>
           <w:szCs w:val="32"/>
         </w:rPr>
-        <w:t xml:space="preserve"> The OS gives you user-friendly interfaces like GUI (Graphical User Interface) with windows, icons, and menus, or CLI (Command Line Interface) for text commands.</w:t>
+        <w:t xml:space="preserve"> The OS gives you user-friendly interfaces like GUI (Graphical User Interface) with windows, </w:t>
+      </w:r>
+      <w:r>
+        <w:rPr>
+          <w:rFonts w:ascii="Times New Roman" w:hAnsi="Times New Roman" w:cs="Times New Roman"/>
+          <w:color w:val="0D0D0D" w:themeColor="text1" w:themeTint="F2"/>
+          <w:sz w:val="32"/>
+          <w:szCs w:val="32"/>
+        </w:rPr>
+        <w:t>icons,</w:t>
+      </w:r>
+      <w:r>
+        <w:rPr>
+          <w:rFonts w:ascii="Times New Roman" w:hAnsi="Times New Roman" w:cs="Times New Roman"/>
+          <w:color w:val="0D0D0D" w:themeColor="text1" w:themeTint="F2"/>
+          <w:sz w:val="32"/>
+          <w:szCs w:val="32"/>
+        </w:rPr>
+        <w:t xml:space="preserve"> menus, or CLI (Command Line Interface) for text commands.</w:t>
       </w:r>
     </w:p>
     <w:p>
@@ -417,39 +466,16 @@
           <w:szCs w:val="32"/>
         </w:rPr>
       </w:pPr>
-    </w:p>
-    <w:p>
-      <w:pPr>
-        <w:rPr>
-          <w:rFonts w:ascii="Times New Roman" w:hAnsi="Times New Roman" w:cs="Times New Roman"/>
-          <w:b/>
-          <w:bCs/>
-          <w:color w:val="0D0D0D" w:themeColor="text1" w:themeTint="F2"/>
-          <w:sz w:val="32"/>
-          <w:szCs w:val="32"/>
-        </w:rPr>
-      </w:pPr>
-    </w:p>
-    <w:p>
-      <w:pPr>
-        <w:rPr>
-          <w:rFonts w:ascii="Times New Roman" w:hAnsi="Times New Roman" w:cs="Times New Roman"/>
-          <w:b/>
-          <w:bCs/>
-          <w:color w:val="0D0D0D" w:themeColor="text1" w:themeTint="F2"/>
-          <w:sz w:val="32"/>
-          <w:szCs w:val="32"/>
-        </w:rPr>
-      </w:pPr>
-      <w:r>
-        <w:rPr>
-          <w:rFonts w:ascii="Times New Roman" w:hAnsi="Times New Roman" w:cs="Times New Roman"/>
-          <w:b/>
-          <w:bCs/>
-          <w:color w:val="0D0D0D" w:themeColor="text1" w:themeTint="F2"/>
-          <w:sz w:val="32"/>
-          <w:szCs w:val="32"/>
-        </w:rPr>
+      <w:r>
+        <w:rPr>
+          <w:rFonts w:ascii="Times New Roman" w:hAnsi="Times New Roman" w:cs="Times New Roman"/>
+          <w:b/>
+          <w:bCs/>
+          <w:color w:val="0D0D0D" w:themeColor="text1" w:themeTint="F2"/>
+          <w:sz w:val="32"/>
+          <w:szCs w:val="32"/>
+        </w:rPr>
+        <w:lastRenderedPageBreak/>
         <w:t>4. Efficiency</w:t>
       </w:r>
     </w:p>
@@ -718,30 +744,39 @@
           <w:sz w:val="32"/>
           <w:szCs w:val="32"/>
         </w:rPr>
-        <w:t>Makes sure hardware is shared fairly between different applications and users.</w:t>
-      </w:r>
-    </w:p>
-    <w:p>
-      <w:pPr>
-        <w:rPr>
-          <w:rFonts w:ascii="Times New Roman" w:hAnsi="Times New Roman" w:cs="Times New Roman"/>
-          <w:b/>
-          <w:bCs/>
-          <w:color w:val="0D0D0D" w:themeColor="text1" w:themeTint="F2"/>
-          <w:sz w:val="32"/>
-          <w:szCs w:val="32"/>
-        </w:rPr>
-      </w:pPr>
-      <w:r>
-        <w:rPr>
-          <w:rFonts w:ascii="Times New Roman" w:hAnsi="Times New Roman" w:cs="Times New Roman"/>
-          <w:b/>
-          <w:bCs/>
-          <w:color w:val="0D0D0D" w:themeColor="text1" w:themeTint="F2"/>
-          <w:sz w:val="32"/>
-          <w:szCs w:val="32"/>
-        </w:rPr>
-        <w:t>3. Application Programs</w:t>
+        <w:t>Make</w:t>
+      </w:r>
+      <w:r>
+        <w:rPr>
+          <w:rFonts w:ascii="Times New Roman" w:hAnsi="Times New Roman" w:cs="Times New Roman"/>
+          <w:color w:val="0D0D0D" w:themeColor="text1" w:themeTint="F2"/>
+          <w:sz w:val="32"/>
+          <w:szCs w:val="32"/>
+        </w:rPr>
+        <w:t xml:space="preserve"> sure hardware is shared fairly between different applications and users.</w:t>
+      </w:r>
+    </w:p>
+    <w:p>
+      <w:pPr>
+        <w:rPr>
+          <w:rFonts w:ascii="Times New Roman" w:hAnsi="Times New Roman" w:cs="Times New Roman"/>
+          <w:b/>
+          <w:bCs/>
+          <w:color w:val="0D0D0D" w:themeColor="text1" w:themeTint="F2"/>
+          <w:sz w:val="32"/>
+          <w:szCs w:val="32"/>
+        </w:rPr>
+      </w:pPr>
+      <w:r>
+        <w:rPr>
+          <w:rFonts w:ascii="Times New Roman" w:hAnsi="Times New Roman" w:cs="Times New Roman"/>
+          <w:b/>
+          <w:bCs/>
+          <w:color w:val="0D0D0D" w:themeColor="text1" w:themeTint="F2"/>
+          <w:sz w:val="32"/>
+          <w:szCs w:val="32"/>
+        </w:rPr>
+        <w:t>3. Application programs</w:t>
       </w:r>
     </w:p>
     <w:p>
@@ -749,7 +784,7 @@
         <w:pStyle w:val="ListParagraph"/>
         <w:numPr>
           <w:ilvl w:val="0"/>
-          <w:numId w:val="7"/>
+          <w:numId w:val="121"/>
         </w:numPr>
         <w:rPr>
           <w:rFonts w:ascii="Times New Roman" w:hAnsi="Times New Roman" w:cs="Times New Roman"/>
@@ -765,7 +800,7 @@
           <w:sz w:val="32"/>
           <w:szCs w:val="32"/>
         </w:rPr>
-        <w:t>Software that lets users actually do tasks using the hardware.</w:t>
+        <w:t>Application programs are software that directly helps the user perform tasks. They are not a part of the operating system itself, but they run on top of it and use its services, like file handling, memory, and networking.</w:t>
       </w:r>
     </w:p>
     <w:p>
@@ -773,80 +808,64 @@
         <w:pStyle w:val="ListParagraph"/>
         <w:numPr>
           <w:ilvl w:val="0"/>
-          <w:numId w:val="7"/>
+          <w:numId w:val="6"/>
         </w:numPr>
         <w:rPr>
-          <w:rFonts w:ascii="Times New Roman" w:hAnsi="Times New Roman" w:cs="Times New Roman"/>
-          <w:color w:val="0D0D0D" w:themeColor="text1" w:themeTint="F2"/>
-          <w:sz w:val="32"/>
-          <w:szCs w:val="32"/>
-        </w:rPr>
-      </w:pPr>
-      <w:r>
-        <w:rPr>
-          <w:rFonts w:ascii="Times New Roman" w:hAnsi="Times New Roman" w:cs="Times New Roman"/>
-          <w:color w:val="0D0D0D" w:themeColor="text1" w:themeTint="F2"/>
-          <w:sz w:val="32"/>
-          <w:szCs w:val="32"/>
-        </w:rPr>
-        <w:t>They tell the system how to use resources to solve problems.</w:t>
-      </w:r>
-    </w:p>
-    <w:p>
-      <w:pPr>
-        <w:pStyle w:val="ListParagraph"/>
-        <w:numPr>
-          <w:ilvl w:val="0"/>
-          <w:numId w:val="7"/>
-        </w:numPr>
-        <w:rPr>
-          <w:rFonts w:ascii="Times New Roman" w:hAnsi="Times New Roman" w:cs="Times New Roman"/>
-          <w:color w:val="0D0D0D" w:themeColor="text1" w:themeTint="F2"/>
-          <w:sz w:val="32"/>
-          <w:szCs w:val="32"/>
-        </w:rPr>
-      </w:pPr>
-      <w:r>
-        <w:rPr>
-          <w:rFonts w:ascii="Times New Roman" w:hAnsi="Times New Roman" w:cs="Times New Roman"/>
-          <w:b/>
-          <w:bCs/>
-          <w:color w:val="0D0D0D" w:themeColor="text1" w:themeTint="F2"/>
-          <w:sz w:val="32"/>
-          <w:szCs w:val="32"/>
-        </w:rPr>
-        <w:t>Examples:</w:t>
-      </w:r>
-      <w:r>
-        <w:rPr>
-          <w:rFonts w:ascii="Times New Roman" w:hAnsi="Times New Roman" w:cs="Times New Roman"/>
-          <w:color w:val="0D0D0D" w:themeColor="text1" w:themeTint="F2"/>
-          <w:sz w:val="32"/>
-          <w:szCs w:val="32"/>
-        </w:rPr>
-        <w:t xml:space="preserve"> MS Word (word processor), compilers, web browsers, databases, video games.</w:t>
-      </w:r>
-    </w:p>
-    <w:p>
-      <w:pPr>
-        <w:rPr>
-          <w:rFonts w:ascii="Times New Roman" w:hAnsi="Times New Roman" w:cs="Times New Roman"/>
-          <w:b/>
-          <w:bCs/>
-          <w:color w:val="0D0D0D" w:themeColor="text1" w:themeTint="F2"/>
-          <w:sz w:val="32"/>
-          <w:szCs w:val="32"/>
-        </w:rPr>
-      </w:pPr>
-      <w:r>
-        <w:rPr>
-          <w:rFonts w:ascii="Times New Roman" w:hAnsi="Times New Roman" w:cs="Times New Roman"/>
-          <w:b/>
-          <w:bCs/>
-          <w:color w:val="0D0D0D" w:themeColor="text1" w:themeTint="F2"/>
-          <w:sz w:val="32"/>
-          <w:szCs w:val="32"/>
-        </w:rPr>
+          <w:color w:val="0D0D0D" w:themeColor="text1" w:themeTint="F2"/>
+          <w:sz w:val="32"/>
+          <w:szCs w:val="32"/>
+        </w:rPr>
+      </w:pPr>
+      <w:r>
+        <w:rPr>
+          <w:rFonts w:ascii="Times New Roman" w:hAnsi="Times New Roman" w:cs="Times New Roman"/>
+          <w:b/>
+          <w:bCs/>
+          <w:color w:val="0D0D0D" w:themeColor="text1" w:themeTint="F2"/>
+          <w:sz w:val="32"/>
+          <w:szCs w:val="32"/>
+        </w:rPr>
+        <w:t xml:space="preserve">Example: </w:t>
+      </w:r>
+      <w:r>
+        <w:rPr>
+          <w:color w:val="0D0D0D" w:themeColor="text1" w:themeTint="F2"/>
+          <w:sz w:val="32"/>
+          <w:szCs w:val="32"/>
+        </w:rPr>
+        <w:t xml:space="preserve">Word processors (MS Word, Google Docs → for typing documents), </w:t>
+      </w:r>
+      <w:r>
+        <w:rPr>
+          <w:rFonts w:ascii="Times New Roman" w:hAnsi="Times New Roman" w:cs="Times New Roman"/>
+          <w:color w:val="0D0D0D" w:themeColor="text1" w:themeTint="F2"/>
+          <w:sz w:val="32"/>
+          <w:szCs w:val="32"/>
+        </w:rPr>
+        <w:t>Web browsers (Chrome, Firefox → for using the internet, Games (Free Fire, PUBG)</w:t>
+      </w:r>
+    </w:p>
+    <w:p>
+      <w:pPr>
+        <w:rPr>
+          <w:rFonts w:ascii="Times New Roman" w:hAnsi="Times New Roman" w:cs="Times New Roman"/>
+          <w:b/>
+          <w:bCs/>
+          <w:color w:val="0D0D0D" w:themeColor="text1" w:themeTint="F2"/>
+          <w:sz w:val="32"/>
+          <w:szCs w:val="32"/>
+        </w:rPr>
+      </w:pPr>
+      <w:r>
+        <w:rPr>
+          <w:rFonts w:ascii="Times New Roman" w:hAnsi="Times New Roman" w:cs="Times New Roman"/>
+          <w:b/>
+          <w:bCs/>
+          <w:color w:val="0D0D0D" w:themeColor="text1" w:themeTint="F2"/>
+          <w:sz w:val="32"/>
+          <w:szCs w:val="32"/>
+        </w:rPr>
+        <w:lastRenderedPageBreak/>
         <w:t>4. Users</w:t>
       </w:r>
     </w:p>
@@ -871,7 +890,6 @@
           <w:sz w:val="32"/>
           <w:szCs w:val="32"/>
         </w:rPr>
-        <w:lastRenderedPageBreak/>
         <w:t>The people or systems that use the computer.</w:t>
       </w:r>
     </w:p>
@@ -898,7 +916,18 @@
           <w:sz w:val="32"/>
           <w:szCs w:val="32"/>
         </w:rPr>
-        <w:t>Could be:</w:t>
+        <w:t xml:space="preserve">Could </w:t>
+      </w:r>
+      <w:r>
+        <w:rPr>
+          <w:rFonts w:ascii="Times New Roman" w:hAnsi="Times New Roman" w:cs="Times New Roman"/>
+          <w:b/>
+          <w:bCs/>
+          <w:color w:val="0D0D0D" w:themeColor="text1" w:themeTint="F2"/>
+          <w:sz w:val="32"/>
+          <w:szCs w:val="32"/>
+        </w:rPr>
+        <w:t>be</w:t>
       </w:r>
       <w:r>
         <w:rPr>
@@ -988,9 +1017,9 @@
           <w:szCs w:val="36"/>
         </w:rPr>
         <w:drawing>
-          <wp:inline distT="0" distB="0" distL="0" distR="0" wp14:anchorId="25442FB7" wp14:editId="41679A49">
-            <wp:extent cx="3467100" cy="3467100"/>
-            <wp:effectExtent l="0" t="0" r="0" b="0"/>
+          <wp:inline distT="0" distB="0" distL="0" distR="0" wp14:anchorId="25442FB7" wp14:editId="3E8687E9">
+            <wp:extent cx="2887980" cy="2887980"/>
+            <wp:effectExtent l="0" t="0" r="7620" b="7620"/>
             <wp:docPr id="1320597370" name="Picture 1"/>
             <wp:cNvGraphicFramePr>
               <a:graphicFrameLocks xmlns:a="http://schemas.openxmlformats.org/drawingml/2006/main" noChangeAspect="1"/>
@@ -1011,7 +1040,7 @@
                   <pic:spPr>
                     <a:xfrm>
                       <a:off x="0" y="0"/>
-                      <a:ext cx="3467586" cy="3467586"/>
+                      <a:ext cx="2888385" cy="2888385"/>
                     </a:xfrm>
                     <a:prstGeom prst="rect">
                       <a:avLst/>
@@ -2060,7 +2089,29 @@
           <w:sz w:val="32"/>
           <w:szCs w:val="32"/>
         </w:rPr>
-        <w:t>“Everything a company gives you when you buy an OS.”</w:t>
+        <w:t>“Everything a company gives you</w:t>
+      </w:r>
+      <w:r>
+        <w:rPr>
+          <w:rFonts w:ascii="Times New Roman" w:hAnsi="Times New Roman" w:cs="Times New Roman"/>
+          <w:b/>
+          <w:bCs/>
+          <w:color w:val="0D0D0D" w:themeColor="text1" w:themeTint="F2"/>
+          <w:sz w:val="32"/>
+          <w:szCs w:val="32"/>
+        </w:rPr>
+        <w:t>,</w:t>
+      </w:r>
+      <w:r>
+        <w:rPr>
+          <w:rFonts w:ascii="Times New Roman" w:hAnsi="Times New Roman" w:cs="Times New Roman"/>
+          <w:b/>
+          <w:bCs/>
+          <w:color w:val="0D0D0D" w:themeColor="text1" w:themeTint="F2"/>
+          <w:sz w:val="32"/>
+          <w:szCs w:val="32"/>
+        </w:rPr>
+        <w:t xml:space="preserve"> when you buy an OS.”</w:t>
       </w:r>
     </w:p>
     <w:p>
@@ -2329,7 +2380,7 @@
           <w:rFonts w:ascii="Times New Roman" w:hAnsi="Times New Roman" w:cs="Times New Roman"/>
           <w:b/>
           <w:bCs/>
-          <w:color w:val="215E99" w:themeColor="text2" w:themeTint="BF"/>
+          <w:color w:val="0D0D0D" w:themeColor="text1" w:themeTint="F2"/>
           <w:sz w:val="32"/>
           <w:szCs w:val="32"/>
         </w:rPr>
@@ -3672,7 +3723,135 @@
           <w:sz w:val="32"/>
           <w:szCs w:val="32"/>
         </w:rPr>
-        <w:t xml:space="preserve"> that serves as the interface between the computer's system bus (or CPU) and a peripheral device (such as a hard drive, network card, or printer). It manages the actual physical operations of the device.</w:t>
+        <w:t xml:space="preserve">. </w:t>
+      </w:r>
+      <w:r>
+        <w:rPr>
+          <w:rFonts w:ascii="Times New Roman" w:hAnsi="Times New Roman" w:cs="Times New Roman"/>
+          <w:b/>
+          <w:bCs/>
+          <w:sz w:val="32"/>
+          <w:szCs w:val="32"/>
+        </w:rPr>
+        <w:t>Device controller</w:t>
+      </w:r>
+      <w:r>
+        <w:rPr>
+          <w:rFonts w:ascii="Times New Roman" w:hAnsi="Times New Roman" w:cs="Times New Roman"/>
+          <w:sz w:val="32"/>
+          <w:szCs w:val="32"/>
+        </w:rPr>
+        <w:t xml:space="preserve"> is like a </w:t>
+      </w:r>
+      <w:r>
+        <w:rPr>
+          <w:rFonts w:ascii="Times New Roman" w:hAnsi="Times New Roman" w:cs="Times New Roman"/>
+          <w:b/>
+          <w:bCs/>
+          <w:sz w:val="32"/>
+          <w:szCs w:val="32"/>
+        </w:rPr>
+        <w:t>middleman</w:t>
+      </w:r>
+      <w:r>
+        <w:rPr>
+          <w:rFonts w:ascii="Times New Roman" w:hAnsi="Times New Roman" w:cs="Times New Roman"/>
+          <w:sz w:val="32"/>
+          <w:szCs w:val="32"/>
+        </w:rPr>
+        <w:t xml:space="preserve"> between the computer and a hardware device.</w:t>
+      </w:r>
+    </w:p>
+    <w:p>
+      <w:pPr>
+        <w:tabs>
+          <w:tab w:val="left" w:pos="1848"/>
+        </w:tabs>
+        <w:rPr>
+          <w:rFonts w:ascii="Times New Roman" w:hAnsi="Times New Roman" w:cs="Times New Roman"/>
+          <w:sz w:val="32"/>
+          <w:szCs w:val="32"/>
+        </w:rPr>
+      </w:pPr>
+      <w:r>
+        <w:rPr>
+          <w:rFonts w:ascii="Times New Roman" w:hAnsi="Times New Roman" w:cs="Times New Roman"/>
+          <w:sz w:val="32"/>
+          <w:szCs w:val="32"/>
+        </w:rPr>
+        <w:t xml:space="preserve">It is a </w:t>
+      </w:r>
+      <w:r>
+        <w:rPr>
+          <w:rFonts w:ascii="Times New Roman" w:hAnsi="Times New Roman" w:cs="Times New Roman"/>
+          <w:b/>
+          <w:bCs/>
+          <w:sz w:val="32"/>
+          <w:szCs w:val="32"/>
+        </w:rPr>
+        <w:t>small chip or circuit</w:t>
+      </w:r>
+      <w:r>
+        <w:rPr>
+          <w:rFonts w:ascii="Times New Roman" w:hAnsi="Times New Roman" w:cs="Times New Roman"/>
+          <w:sz w:val="32"/>
+          <w:szCs w:val="32"/>
+        </w:rPr>
+        <w:t xml:space="preserve"> inside the computer that knows how to control a specific device.</w:t>
+      </w:r>
+    </w:p>
+    <w:p>
+      <w:pPr>
+        <w:tabs>
+          <w:tab w:val="left" w:pos="1848"/>
+        </w:tabs>
+        <w:rPr>
+          <w:rFonts w:ascii="Times New Roman" w:hAnsi="Times New Roman" w:cs="Times New Roman"/>
+          <w:sz w:val="32"/>
+          <w:szCs w:val="32"/>
+        </w:rPr>
+      </w:pPr>
+      <w:r>
+        <w:rPr>
+          <w:rFonts w:ascii="Times New Roman" w:hAnsi="Times New Roman" w:cs="Times New Roman"/>
+          <w:sz w:val="32"/>
+          <w:szCs w:val="32"/>
+        </w:rPr>
+        <w:t xml:space="preserve">The </w:t>
+      </w:r>
+      <w:r>
+        <w:rPr>
+          <w:rFonts w:ascii="Times New Roman" w:hAnsi="Times New Roman" w:cs="Times New Roman"/>
+          <w:b/>
+          <w:bCs/>
+          <w:sz w:val="32"/>
+          <w:szCs w:val="32"/>
+        </w:rPr>
+        <w:t>OS talks to the device controller</w:t>
+      </w:r>
+      <w:r>
+        <w:rPr>
+          <w:rFonts w:ascii="Times New Roman" w:hAnsi="Times New Roman" w:cs="Times New Roman"/>
+          <w:sz w:val="32"/>
+          <w:szCs w:val="32"/>
+        </w:rPr>
+        <w:t>, and the controller talks to the actual device (like keyboard, mouse, hard disk, printer).</w:t>
+      </w:r>
+      <w:r>
+        <w:rPr>
+          <w:rFonts w:ascii="Times New Roman" w:hAnsi="Times New Roman" w:cs="Times New Roman"/>
+          <w:sz w:val="32"/>
+          <w:szCs w:val="32"/>
+        </w:rPr>
+        <w:t xml:space="preserve"> </w:t>
+      </w:r>
+      <w:r>
+        <w:rPr>
+          <w:rFonts w:ascii="Times New Roman" w:hAnsi="Times New Roman" w:cs="Times New Roman"/>
+          <w:sz w:val="32"/>
+          <w:szCs w:val="32"/>
+        </w:rPr>
+        <w:t>It manages the actual physical operations of the device.</w:t>
       </w:r>
     </w:p>
     <w:p>
@@ -3963,6 +4142,7 @@
           <w:sz w:val="32"/>
           <w:szCs w:val="32"/>
         </w:rPr>
+        <w:lastRenderedPageBreak/>
         <w:t>Finally, the printer prints the document.</w:t>
       </w:r>
     </w:p>
@@ -3977,18 +4157,6 @@
           <w:szCs w:val="32"/>
         </w:rPr>
       </w:pPr>
-    </w:p>
-    <w:p>
-      <w:pPr>
-        <w:tabs>
-          <w:tab w:val="left" w:pos="1848"/>
-        </w:tabs>
-        <w:rPr>
-          <w:rFonts w:ascii="Times New Roman" w:hAnsi="Times New Roman" w:cs="Times New Roman"/>
-          <w:sz w:val="32"/>
-          <w:szCs w:val="32"/>
-        </w:rPr>
-      </w:pPr>
       <w:r>
         <w:rPr>
           <w:rFonts w:ascii="Times New Roman" w:hAnsi="Times New Roman" w:cs="Times New Roman"/>
@@ -3996,7 +4164,6 @@
           <w:sz w:val="32"/>
           <w:szCs w:val="32"/>
         </w:rPr>
-        <w:lastRenderedPageBreak/>
         <w:drawing>
           <wp:inline distT="0" distB="0" distL="0" distR="0" wp14:anchorId="3D702E60" wp14:editId="05388D80">
             <wp:extent cx="5943600" cy="2661285"/>
@@ -13652,6 +13819,7 @@
           <w:rFonts w:ascii="Times New Roman" w:hAnsi="Times New Roman" w:cs="Times New Roman"/>
           <w:b/>
           <w:bCs/>
+          <w:noProof/>
           <w:color w:val="215E99" w:themeColor="text2" w:themeTint="BF"/>
           <w:sz w:val="32"/>
           <w:szCs w:val="32"/>
@@ -13921,33 +14089,15 @@
           <w:sz w:val="32"/>
           <w:szCs w:val="32"/>
         </w:rPr>
-        <w:t>Spooling</w:t>
-      </w:r>
-      <w:r>
-        <w:rPr>
-          <w:rFonts w:ascii="Times New Roman" w:hAnsi="Times New Roman" w:cs="Times New Roman"/>
-          <w:b/>
-          <w:bCs/>
-          <w:sz w:val="32"/>
-          <w:szCs w:val="32"/>
-        </w:rPr>
-        <w:t>:</w:t>
-      </w:r>
-      <w:r>
-        <w:rPr>
-          <w:rFonts w:ascii="Times New Roman" w:hAnsi="Times New Roman" w:cs="Times New Roman"/>
-          <w:sz w:val="32"/>
-          <w:szCs w:val="32"/>
-        </w:rPr>
-        <w:t xml:space="preserve"> S</w:t>
-      </w:r>
-      <w:r>
-        <w:rPr>
-          <w:rFonts w:ascii="Times New Roman" w:hAnsi="Times New Roman" w:cs="Times New Roman"/>
-          <w:sz w:val="32"/>
-          <w:szCs w:val="32"/>
-        </w:rPr>
-        <w:t>pooling means lining up tasks in a queue so devices can handle them one by one, while the user or computer can keep working on other things.</w:t>
+        <w:t>Spooling:</w:t>
+      </w:r>
+      <w:r>
+        <w:rPr>
+          <w:rFonts w:ascii="Times New Roman" w:hAnsi="Times New Roman" w:cs="Times New Roman"/>
+          <w:sz w:val="32"/>
+          <w:szCs w:val="32"/>
+        </w:rPr>
+        <w:t xml:space="preserve"> Spooling means lining up tasks in a queue so devices can handle them one by one, while the user or computer can keep working on other things.</w:t>
       </w:r>
     </w:p>
     <w:p>
@@ -15083,6 +15233,7 @@
       <w:r>
         <w:rPr>
           <w:rFonts w:ascii="Times New Roman" w:hAnsi="Times New Roman" w:cs="Times New Roman"/>
+          <w:noProof/>
           <w:sz w:val="32"/>
           <w:szCs w:val="32"/>
         </w:rPr>
@@ -15806,18 +15957,7 @@
           <w:sz w:val="32"/>
           <w:szCs w:val="32"/>
         </w:rPr>
-        <w:t xml:space="preserve">1. </w:t>
-      </w:r>
-      <w:r>
-        <w:rPr>
-          <w:rFonts w:ascii="Times New Roman" w:hAnsi="Times New Roman" w:cs="Times New Roman"/>
-          <w:b/>
-          <w:bCs/>
-          <w:color w:val="0D0D0D" w:themeColor="text1" w:themeTint="F2"/>
-          <w:sz w:val="32"/>
-          <w:szCs w:val="32"/>
-        </w:rPr>
-        <w:t>Single-Core CPU</w:t>
+        <w:t>1. Single-Core CPU</w:t>
       </w:r>
     </w:p>
     <w:p>
@@ -16785,10 +16925,10 @@
       <w:pgSz w:w="12240" w:h="15840"/>
       <w:pgMar w:top="1440" w:right="1440" w:bottom="1440" w:left="1440" w:header="720" w:footer="720" w:gutter="0"/>
       <w:pgBorders w:offsetFrom="page">
-        <w:top w:val="thinThickSmallGap" w:sz="24" w:space="24" w:color="auto"/>
-        <w:left w:val="thinThickSmallGap" w:sz="24" w:space="24" w:color="auto"/>
-        <w:bottom w:val="thickThinSmallGap" w:sz="24" w:space="24" w:color="auto"/>
-        <w:right w:val="thickThinSmallGap" w:sz="24" w:space="24" w:color="auto"/>
+        <w:top w:val="twistedLines1" w:sz="18" w:space="24" w:color="auto"/>
+        <w:left w:val="twistedLines1" w:sz="18" w:space="24" w:color="auto"/>
+        <w:bottom w:val="twistedLines1" w:sz="18" w:space="24" w:color="auto"/>
+        <w:right w:val="twistedLines1" w:sz="18" w:space="24" w:color="auto"/>
       </w:pgBorders>
       <w:cols w:space="720"/>
       <w:docGrid w:linePitch="360"/>
@@ -28132,6 +28272,119 @@
     </w:lvl>
   </w:abstractNum>
   <w:abstractNum w:abstractNumId="93" w15:restartNumberingAfterBreak="0">
+    <w:nsid w:val="5C865DC9"/>
+    <w:multiLevelType w:val="hybridMultilevel"/>
+    <w:tmpl w:val="40F2F06A"/>
+    <w:lvl w:ilvl="0" w:tplc="04090001">
+      <w:start w:val="1"/>
+      <w:numFmt w:val="bullet"/>
+      <w:lvlText w:val=""/>
+      <w:lvlJc w:val="left"/>
+      <w:pPr>
+        <w:ind w:left="720" w:hanging="360"/>
+      </w:pPr>
+      <w:rPr>
+        <w:rFonts w:ascii="Symbol" w:hAnsi="Symbol" w:hint="default"/>
+      </w:rPr>
+    </w:lvl>
+    <w:lvl w:ilvl="1" w:tplc="04090003" w:tentative="1">
+      <w:start w:val="1"/>
+      <w:numFmt w:val="bullet"/>
+      <w:lvlText w:val="o"/>
+      <w:lvlJc w:val="left"/>
+      <w:pPr>
+        <w:ind w:left="1440" w:hanging="360"/>
+      </w:pPr>
+      <w:rPr>
+        <w:rFonts w:ascii="Courier New" w:hAnsi="Courier New" w:cs="Courier New" w:hint="default"/>
+      </w:rPr>
+    </w:lvl>
+    <w:lvl w:ilvl="2" w:tplc="04090005" w:tentative="1">
+      <w:start w:val="1"/>
+      <w:numFmt w:val="bullet"/>
+      <w:lvlText w:val=""/>
+      <w:lvlJc w:val="left"/>
+      <w:pPr>
+        <w:ind w:left="2160" w:hanging="360"/>
+      </w:pPr>
+      <w:rPr>
+        <w:rFonts w:ascii="Wingdings" w:hAnsi="Wingdings" w:hint="default"/>
+      </w:rPr>
+    </w:lvl>
+    <w:lvl w:ilvl="3" w:tplc="04090001" w:tentative="1">
+      <w:start w:val="1"/>
+      <w:numFmt w:val="bullet"/>
+      <w:lvlText w:val=""/>
+      <w:lvlJc w:val="left"/>
+      <w:pPr>
+        <w:ind w:left="2880" w:hanging="360"/>
+      </w:pPr>
+      <w:rPr>
+        <w:rFonts w:ascii="Symbol" w:hAnsi="Symbol" w:hint="default"/>
+      </w:rPr>
+    </w:lvl>
+    <w:lvl w:ilvl="4" w:tplc="04090003" w:tentative="1">
+      <w:start w:val="1"/>
+      <w:numFmt w:val="bullet"/>
+      <w:lvlText w:val="o"/>
+      <w:lvlJc w:val="left"/>
+      <w:pPr>
+        <w:ind w:left="3600" w:hanging="360"/>
+      </w:pPr>
+      <w:rPr>
+        <w:rFonts w:ascii="Courier New" w:hAnsi="Courier New" w:cs="Courier New" w:hint="default"/>
+      </w:rPr>
+    </w:lvl>
+    <w:lvl w:ilvl="5" w:tplc="04090005" w:tentative="1">
+      <w:start w:val="1"/>
+      <w:numFmt w:val="bullet"/>
+      <w:lvlText w:val=""/>
+      <w:lvlJc w:val="left"/>
+      <w:pPr>
+        <w:ind w:left="4320" w:hanging="360"/>
+      </w:pPr>
+      <w:rPr>
+        <w:rFonts w:ascii="Wingdings" w:hAnsi="Wingdings" w:hint="default"/>
+      </w:rPr>
+    </w:lvl>
+    <w:lvl w:ilvl="6" w:tplc="04090001" w:tentative="1">
+      <w:start w:val="1"/>
+      <w:numFmt w:val="bullet"/>
+      <w:lvlText w:val=""/>
+      <w:lvlJc w:val="left"/>
+      <w:pPr>
+        <w:ind w:left="5040" w:hanging="360"/>
+      </w:pPr>
+      <w:rPr>
+        <w:rFonts w:ascii="Symbol" w:hAnsi="Symbol" w:hint="default"/>
+      </w:rPr>
+    </w:lvl>
+    <w:lvl w:ilvl="7" w:tplc="04090003" w:tentative="1">
+      <w:start w:val="1"/>
+      <w:numFmt w:val="bullet"/>
+      <w:lvlText w:val="o"/>
+      <w:lvlJc w:val="left"/>
+      <w:pPr>
+        <w:ind w:left="5760" w:hanging="360"/>
+      </w:pPr>
+      <w:rPr>
+        <w:rFonts w:ascii="Courier New" w:hAnsi="Courier New" w:cs="Courier New" w:hint="default"/>
+      </w:rPr>
+    </w:lvl>
+    <w:lvl w:ilvl="8" w:tplc="04090005" w:tentative="1">
+      <w:start w:val="1"/>
+      <w:numFmt w:val="bullet"/>
+      <w:lvlText w:val=""/>
+      <w:lvlJc w:val="left"/>
+      <w:pPr>
+        <w:ind w:left="6480" w:hanging="360"/>
+      </w:pPr>
+      <w:rPr>
+        <w:rFonts w:ascii="Wingdings" w:hAnsi="Wingdings" w:hint="default"/>
+      </w:rPr>
+    </w:lvl>
+  </w:abstractNum>
+  <w:abstractNum w:abstractNumId="94" w15:restartNumberingAfterBreak="0">
     <w:nsid w:val="5D530A2D"/>
     <w:multiLevelType w:val="hybridMultilevel"/>
     <w:tmpl w:val="3DCAFFA8"/>
@@ -28244,7 +28497,7 @@
       </w:rPr>
     </w:lvl>
   </w:abstractNum>
-  <w:abstractNum w:abstractNumId="94" w15:restartNumberingAfterBreak="0">
+  <w:abstractNum w:abstractNumId="95" w15:restartNumberingAfterBreak="0">
     <w:nsid w:val="5E4A0106"/>
     <w:multiLevelType w:val="multilevel"/>
     <w:tmpl w:val="D9645B3A"/>
@@ -28357,7 +28610,7 @@
       </w:pPr>
     </w:lvl>
   </w:abstractNum>
-  <w:abstractNum w:abstractNumId="95" w15:restartNumberingAfterBreak="0">
+  <w:abstractNum w:abstractNumId="96" w15:restartNumberingAfterBreak="0">
     <w:nsid w:val="5EB05871"/>
     <w:multiLevelType w:val="multilevel"/>
     <w:tmpl w:val="83EED9E2"/>
@@ -28506,7 +28759,7 @@
       </w:rPr>
     </w:lvl>
   </w:abstractNum>
-  <w:abstractNum w:abstractNumId="96" w15:restartNumberingAfterBreak="0">
+  <w:abstractNum w:abstractNumId="97" w15:restartNumberingAfterBreak="0">
     <w:nsid w:val="63714465"/>
     <w:multiLevelType w:val="hybridMultilevel"/>
     <w:tmpl w:val="29D4F7D2"/>
@@ -28619,7 +28872,7 @@
       </w:rPr>
     </w:lvl>
   </w:abstractNum>
-  <w:abstractNum w:abstractNumId="97" w15:restartNumberingAfterBreak="0">
+  <w:abstractNum w:abstractNumId="98" w15:restartNumberingAfterBreak="0">
     <w:nsid w:val="67BD1C90"/>
     <w:multiLevelType w:val="hybridMultilevel"/>
     <w:tmpl w:val="6B7C15FE"/>
@@ -28732,7 +28985,96 @@
       </w:rPr>
     </w:lvl>
   </w:abstractNum>
-  <w:abstractNum w:abstractNumId="98" w15:restartNumberingAfterBreak="0">
+  <w:abstractNum w:abstractNumId="99" w15:restartNumberingAfterBreak="0">
+    <w:nsid w:val="68430CD4"/>
+    <w:multiLevelType w:val="hybridMultilevel"/>
+    <w:tmpl w:val="E182C5FA"/>
+    <w:lvl w:ilvl="0" w:tplc="0409000F">
+      <w:start w:val="3"/>
+      <w:numFmt w:val="decimal"/>
+      <w:lvlText w:val="%1."/>
+      <w:lvlJc w:val="left"/>
+      <w:pPr>
+        <w:ind w:left="720" w:hanging="360"/>
+      </w:pPr>
+      <w:rPr>
+        <w:rFonts w:hint="default"/>
+      </w:rPr>
+    </w:lvl>
+    <w:lvl w:ilvl="1" w:tplc="04090019" w:tentative="1">
+      <w:start w:val="1"/>
+      <w:numFmt w:val="lowerLetter"/>
+      <w:lvlText w:val="%2."/>
+      <w:lvlJc w:val="left"/>
+      <w:pPr>
+        <w:ind w:left="1440" w:hanging="360"/>
+      </w:pPr>
+    </w:lvl>
+    <w:lvl w:ilvl="2" w:tplc="0409001B" w:tentative="1">
+      <w:start w:val="1"/>
+      <w:numFmt w:val="lowerRoman"/>
+      <w:lvlText w:val="%3."/>
+      <w:lvlJc w:val="right"/>
+      <w:pPr>
+        <w:ind w:left="2160" w:hanging="180"/>
+      </w:pPr>
+    </w:lvl>
+    <w:lvl w:ilvl="3" w:tplc="0409000F" w:tentative="1">
+      <w:start w:val="1"/>
+      <w:numFmt w:val="decimal"/>
+      <w:lvlText w:val="%4."/>
+      <w:lvlJc w:val="left"/>
+      <w:pPr>
+        <w:ind w:left="2880" w:hanging="360"/>
+      </w:pPr>
+    </w:lvl>
+    <w:lvl w:ilvl="4" w:tplc="04090019" w:tentative="1">
+      <w:start w:val="1"/>
+      <w:numFmt w:val="lowerLetter"/>
+      <w:lvlText w:val="%5."/>
+      <w:lvlJc w:val="left"/>
+      <w:pPr>
+        <w:ind w:left="3600" w:hanging="360"/>
+      </w:pPr>
+    </w:lvl>
+    <w:lvl w:ilvl="5" w:tplc="0409001B" w:tentative="1">
+      <w:start w:val="1"/>
+      <w:numFmt w:val="lowerRoman"/>
+      <w:lvlText w:val="%6."/>
+      <w:lvlJc w:val="right"/>
+      <w:pPr>
+        <w:ind w:left="4320" w:hanging="180"/>
+      </w:pPr>
+    </w:lvl>
+    <w:lvl w:ilvl="6" w:tplc="0409000F" w:tentative="1">
+      <w:start w:val="1"/>
+      <w:numFmt w:val="decimal"/>
+      <w:lvlText w:val="%7."/>
+      <w:lvlJc w:val="left"/>
+      <w:pPr>
+        <w:ind w:left="5040" w:hanging="360"/>
+      </w:pPr>
+    </w:lvl>
+    <w:lvl w:ilvl="7" w:tplc="04090019" w:tentative="1">
+      <w:start w:val="1"/>
+      <w:numFmt w:val="lowerLetter"/>
+      <w:lvlText w:val="%8."/>
+      <w:lvlJc w:val="left"/>
+      <w:pPr>
+        <w:ind w:left="5760" w:hanging="360"/>
+      </w:pPr>
+    </w:lvl>
+    <w:lvl w:ilvl="8" w:tplc="0409001B" w:tentative="1">
+      <w:start w:val="1"/>
+      <w:numFmt w:val="lowerRoman"/>
+      <w:lvlText w:val="%9."/>
+      <w:lvlJc w:val="right"/>
+      <w:pPr>
+        <w:ind w:left="6480" w:hanging="180"/>
+      </w:pPr>
+    </w:lvl>
+  </w:abstractNum>
+  <w:abstractNum w:abstractNumId="100" w15:restartNumberingAfterBreak="0">
     <w:nsid w:val="68497CB5"/>
     <w:multiLevelType w:val="multilevel"/>
     <w:tmpl w:val="EB4C6F82"/>
@@ -28853,7 +29195,7 @@
       </w:pPr>
     </w:lvl>
   </w:abstractNum>
-  <w:abstractNum w:abstractNumId="99" w15:restartNumberingAfterBreak="0">
+  <w:abstractNum w:abstractNumId="101" w15:restartNumberingAfterBreak="0">
     <w:nsid w:val="68497E16"/>
     <w:multiLevelType w:val="hybridMultilevel"/>
     <w:tmpl w:val="E2E40532"/>
@@ -28966,7 +29308,7 @@
       </w:rPr>
     </w:lvl>
   </w:abstractNum>
-  <w:abstractNum w:abstractNumId="100" w15:restartNumberingAfterBreak="0">
+  <w:abstractNum w:abstractNumId="102" w15:restartNumberingAfterBreak="0">
     <w:nsid w:val="6A256086"/>
     <w:multiLevelType w:val="hybridMultilevel"/>
     <w:tmpl w:val="4F76EE48"/>
@@ -29079,7 +29421,7 @@
       </w:rPr>
     </w:lvl>
   </w:abstractNum>
-  <w:abstractNum w:abstractNumId="101" w15:restartNumberingAfterBreak="0">
+  <w:abstractNum w:abstractNumId="103" w15:restartNumberingAfterBreak="0">
     <w:nsid w:val="6A3B20F4"/>
     <w:multiLevelType w:val="multilevel"/>
     <w:tmpl w:val="B6E898B8"/>
@@ -29228,7 +29570,7 @@
       </w:rPr>
     </w:lvl>
   </w:abstractNum>
-  <w:abstractNum w:abstractNumId="102" w15:restartNumberingAfterBreak="0">
+  <w:abstractNum w:abstractNumId="104" w15:restartNumberingAfterBreak="0">
     <w:nsid w:val="6ADA6C44"/>
     <w:multiLevelType w:val="hybridMultilevel"/>
     <w:tmpl w:val="79DA31CC"/>
@@ -29341,7 +29683,7 @@
       </w:rPr>
     </w:lvl>
   </w:abstractNum>
-  <w:abstractNum w:abstractNumId="103" w15:restartNumberingAfterBreak="0">
+  <w:abstractNum w:abstractNumId="105" w15:restartNumberingAfterBreak="0">
     <w:nsid w:val="6AE8046E"/>
     <w:multiLevelType w:val="hybridMultilevel"/>
     <w:tmpl w:val="355687AA"/>
@@ -29454,7 +29796,7 @@
       </w:rPr>
     </w:lvl>
   </w:abstractNum>
-  <w:abstractNum w:abstractNumId="104" w15:restartNumberingAfterBreak="0">
+  <w:abstractNum w:abstractNumId="106" w15:restartNumberingAfterBreak="0">
     <w:nsid w:val="6AFB720D"/>
     <w:multiLevelType w:val="multilevel"/>
     <w:tmpl w:val="535EBF98"/>
@@ -29603,7 +29945,7 @@
       </w:rPr>
     </w:lvl>
   </w:abstractNum>
-  <w:abstractNum w:abstractNumId="105" w15:restartNumberingAfterBreak="0">
+  <w:abstractNum w:abstractNumId="107" w15:restartNumberingAfterBreak="0">
     <w:nsid w:val="6BFA1F19"/>
     <w:multiLevelType w:val="hybridMultilevel"/>
     <w:tmpl w:val="746CF2E8"/>
@@ -29716,7 +30058,7 @@
       </w:rPr>
     </w:lvl>
   </w:abstractNum>
-  <w:abstractNum w:abstractNumId="106" w15:restartNumberingAfterBreak="0">
+  <w:abstractNum w:abstractNumId="108" w15:restartNumberingAfterBreak="0">
     <w:nsid w:val="6DA80ACD"/>
     <w:multiLevelType w:val="hybridMultilevel"/>
     <w:tmpl w:val="2AAA0908"/>
@@ -29829,7 +30171,7 @@
       </w:rPr>
     </w:lvl>
   </w:abstractNum>
-  <w:abstractNum w:abstractNumId="107" w15:restartNumberingAfterBreak="0">
+  <w:abstractNum w:abstractNumId="109" w15:restartNumberingAfterBreak="0">
     <w:nsid w:val="6ED5316B"/>
     <w:multiLevelType w:val="multilevel"/>
     <w:tmpl w:val="83EED9E2"/>
@@ -29978,7 +30320,7 @@
       </w:rPr>
     </w:lvl>
   </w:abstractNum>
-  <w:abstractNum w:abstractNumId="108" w15:restartNumberingAfterBreak="0">
+  <w:abstractNum w:abstractNumId="110" w15:restartNumberingAfterBreak="0">
     <w:nsid w:val="6F6F3DD3"/>
     <w:multiLevelType w:val="hybridMultilevel"/>
     <w:tmpl w:val="3766BCAA"/>
@@ -30091,7 +30433,7 @@
       </w:rPr>
     </w:lvl>
   </w:abstractNum>
-  <w:abstractNum w:abstractNumId="109" w15:restartNumberingAfterBreak="0">
+  <w:abstractNum w:abstractNumId="111" w15:restartNumberingAfterBreak="0">
     <w:nsid w:val="6F8F1ED4"/>
     <w:multiLevelType w:val="multilevel"/>
     <w:tmpl w:val="83EED9E2"/>
@@ -30240,7 +30582,7 @@
       </w:rPr>
     </w:lvl>
   </w:abstractNum>
-  <w:abstractNum w:abstractNumId="110" w15:restartNumberingAfterBreak="0">
+  <w:abstractNum w:abstractNumId="112" w15:restartNumberingAfterBreak="0">
     <w:nsid w:val="702E69DE"/>
     <w:multiLevelType w:val="hybridMultilevel"/>
     <w:tmpl w:val="83303D52"/>
@@ -30353,7 +30695,7 @@
       </w:rPr>
     </w:lvl>
   </w:abstractNum>
-  <w:abstractNum w:abstractNumId="111" w15:restartNumberingAfterBreak="0">
+  <w:abstractNum w:abstractNumId="113" w15:restartNumberingAfterBreak="0">
     <w:nsid w:val="75697CE9"/>
     <w:multiLevelType w:val="hybridMultilevel"/>
     <w:tmpl w:val="A4480DC0"/>
@@ -30466,7 +30808,7 @@
       </w:rPr>
     </w:lvl>
   </w:abstractNum>
-  <w:abstractNum w:abstractNumId="112" w15:restartNumberingAfterBreak="0">
+  <w:abstractNum w:abstractNumId="114" w15:restartNumberingAfterBreak="0">
     <w:nsid w:val="77C936D7"/>
     <w:multiLevelType w:val="hybridMultilevel"/>
     <w:tmpl w:val="2522DE40"/>
@@ -30579,7 +30921,7 @@
       </w:rPr>
     </w:lvl>
   </w:abstractNum>
-  <w:abstractNum w:abstractNumId="113" w15:restartNumberingAfterBreak="0">
+  <w:abstractNum w:abstractNumId="115" w15:restartNumberingAfterBreak="0">
     <w:nsid w:val="78D96FFA"/>
     <w:multiLevelType w:val="hybridMultilevel"/>
     <w:tmpl w:val="37FE81D4"/>
@@ -30692,7 +31034,7 @@
       </w:rPr>
     </w:lvl>
   </w:abstractNum>
-  <w:abstractNum w:abstractNumId="114" w15:restartNumberingAfterBreak="0">
+  <w:abstractNum w:abstractNumId="116" w15:restartNumberingAfterBreak="0">
     <w:nsid w:val="7A6D01BA"/>
     <w:multiLevelType w:val="hybridMultilevel"/>
     <w:tmpl w:val="8EA8527E"/>
@@ -30805,7 +31147,7 @@
       </w:rPr>
     </w:lvl>
   </w:abstractNum>
-  <w:abstractNum w:abstractNumId="115" w15:restartNumberingAfterBreak="0">
+  <w:abstractNum w:abstractNumId="117" w15:restartNumberingAfterBreak="0">
     <w:nsid w:val="7C812CF4"/>
     <w:multiLevelType w:val="hybridMultilevel"/>
     <w:tmpl w:val="7C506BD8"/>
@@ -30918,7 +31260,7 @@
       </w:rPr>
     </w:lvl>
   </w:abstractNum>
-  <w:abstractNum w:abstractNumId="116" w15:restartNumberingAfterBreak="0">
+  <w:abstractNum w:abstractNumId="118" w15:restartNumberingAfterBreak="0">
     <w:nsid w:val="7DF5628A"/>
     <w:multiLevelType w:val="multilevel"/>
     <w:tmpl w:val="1B866D28"/>
@@ -31067,7 +31409,7 @@
       </w:rPr>
     </w:lvl>
   </w:abstractNum>
-  <w:abstractNum w:abstractNumId="117" w15:restartNumberingAfterBreak="0">
+  <w:abstractNum w:abstractNumId="119" w15:restartNumberingAfterBreak="0">
     <w:nsid w:val="7E4747BF"/>
     <w:multiLevelType w:val="multilevel"/>
     <w:tmpl w:val="83EED9E2"/>
@@ -31216,7 +31558,7 @@
       </w:rPr>
     </w:lvl>
   </w:abstractNum>
-  <w:abstractNum w:abstractNumId="118" w15:restartNumberingAfterBreak="0">
+  <w:abstractNum w:abstractNumId="120" w15:restartNumberingAfterBreak="0">
     <w:nsid w:val="7ED345B6"/>
     <w:multiLevelType w:val="multilevel"/>
     <w:tmpl w:val="FC9A5E66"/>
@@ -31341,7 +31683,7 @@
     <w:abstractNumId w:val="31"/>
   </w:num>
   <w:num w:numId="2" w16cid:durableId="1496804361">
-    <w:abstractNumId w:val="105"/>
+    <w:abstractNumId w:val="107"/>
   </w:num>
   <w:num w:numId="3" w16cid:durableId="133064906">
     <w:abstractNumId w:val="89"/>
@@ -31353,7 +31695,7 @@
     <w:abstractNumId w:val="54"/>
   </w:num>
   <w:num w:numId="6" w16cid:durableId="1247305142">
-    <w:abstractNumId w:val="96"/>
+    <w:abstractNumId w:val="97"/>
   </w:num>
   <w:num w:numId="7" w16cid:durableId="1408770240">
     <w:abstractNumId w:val="10"/>
@@ -31368,10 +31710,10 @@
     <w:abstractNumId w:val="65"/>
   </w:num>
   <w:num w:numId="11" w16cid:durableId="1169100963">
-    <w:abstractNumId w:val="113"/>
+    <w:abstractNumId w:val="115"/>
   </w:num>
   <w:num w:numId="12" w16cid:durableId="1079595939">
-    <w:abstractNumId w:val="100"/>
+    <w:abstractNumId w:val="102"/>
   </w:num>
   <w:num w:numId="13" w16cid:durableId="843977644">
     <w:abstractNumId w:val="24"/>
@@ -31395,7 +31737,7 @@
     <w:abstractNumId w:val="62"/>
   </w:num>
   <w:num w:numId="20" w16cid:durableId="69427342">
-    <w:abstractNumId w:val="108"/>
+    <w:abstractNumId w:val="110"/>
   </w:num>
   <w:num w:numId="21" w16cid:durableId="1835485532">
     <w:abstractNumId w:val="34"/>
@@ -31407,7 +31749,7 @@
     <w:abstractNumId w:val="79"/>
   </w:num>
   <w:num w:numId="24" w16cid:durableId="2083914601">
-    <w:abstractNumId w:val="115"/>
+    <w:abstractNumId w:val="117"/>
   </w:num>
   <w:num w:numId="25" w16cid:durableId="582572806">
     <w:abstractNumId w:val="75"/>
@@ -31422,7 +31764,7 @@
     <w:abstractNumId w:val="11"/>
   </w:num>
   <w:num w:numId="29" w16cid:durableId="874197007">
-    <w:abstractNumId w:val="97"/>
+    <w:abstractNumId w:val="98"/>
   </w:num>
   <w:num w:numId="30" w16cid:durableId="1379865214">
     <w:abstractNumId w:val="36"/>
@@ -31446,10 +31788,10 @@
     <w:abstractNumId w:val="52"/>
   </w:num>
   <w:num w:numId="37" w16cid:durableId="722949518">
-    <w:abstractNumId w:val="106"/>
+    <w:abstractNumId w:val="108"/>
   </w:num>
   <w:num w:numId="38" w16cid:durableId="1950118041">
-    <w:abstractNumId w:val="99"/>
+    <w:abstractNumId w:val="101"/>
   </w:num>
   <w:num w:numId="39" w16cid:durableId="186799975">
     <w:abstractNumId w:val="38"/>
@@ -31485,7 +31827,7 @@
     <w:abstractNumId w:val="44"/>
   </w:num>
   <w:num w:numId="50" w16cid:durableId="634945172">
-    <w:abstractNumId w:val="98"/>
+    <w:abstractNumId w:val="100"/>
   </w:num>
   <w:num w:numId="51" w16cid:durableId="921720382">
     <w:abstractNumId w:val="76"/>
@@ -31515,25 +31857,25 @@
     <w:abstractNumId w:val="58"/>
   </w:num>
   <w:num w:numId="60" w16cid:durableId="167989382">
-    <w:abstractNumId w:val="112"/>
+    <w:abstractNumId w:val="114"/>
   </w:num>
   <w:num w:numId="61" w16cid:durableId="1535074317">
-    <w:abstractNumId w:val="109"/>
+    <w:abstractNumId w:val="111"/>
   </w:num>
   <w:num w:numId="62" w16cid:durableId="1137793799">
     <w:abstractNumId w:val="48"/>
   </w:num>
   <w:num w:numId="63" w16cid:durableId="622468864">
-    <w:abstractNumId w:val="103"/>
+    <w:abstractNumId w:val="105"/>
   </w:num>
   <w:num w:numId="64" w16cid:durableId="444547072">
-    <w:abstractNumId w:val="107"/>
+    <w:abstractNumId w:val="109"/>
   </w:num>
   <w:num w:numId="65" w16cid:durableId="945230527">
-    <w:abstractNumId w:val="117"/>
+    <w:abstractNumId w:val="119"/>
   </w:num>
   <w:num w:numId="66" w16cid:durableId="153840022">
-    <w:abstractNumId w:val="94"/>
+    <w:abstractNumId w:val="95"/>
   </w:num>
   <w:num w:numId="67" w16cid:durableId="1323776856">
     <w:abstractNumId w:val="83"/>
@@ -31566,7 +31908,7 @@
     <w:abstractNumId w:val="41"/>
   </w:num>
   <w:num w:numId="77" w16cid:durableId="776876565">
-    <w:abstractNumId w:val="95"/>
+    <w:abstractNumId w:val="96"/>
   </w:num>
   <w:num w:numId="78" w16cid:durableId="301546274">
     <w:abstractNumId w:val="14"/>
@@ -31602,13 +31944,13 @@
     <w:abstractNumId w:val="33"/>
   </w:num>
   <w:num w:numId="89" w16cid:durableId="1640459504">
-    <w:abstractNumId w:val="111"/>
+    <w:abstractNumId w:val="113"/>
   </w:num>
   <w:num w:numId="90" w16cid:durableId="605772155">
     <w:abstractNumId w:val="7"/>
   </w:num>
   <w:num w:numId="91" w16cid:durableId="2135711146">
-    <w:abstractNumId w:val="116"/>
+    <w:abstractNumId w:val="118"/>
   </w:num>
   <w:num w:numId="92" w16cid:durableId="866794796">
     <w:abstractNumId w:val="5"/>
@@ -31620,7 +31962,7 @@
     <w:abstractNumId w:val="87"/>
   </w:num>
   <w:num w:numId="95" w16cid:durableId="956374650">
-    <w:abstractNumId w:val="93"/>
+    <w:abstractNumId w:val="94"/>
   </w:num>
   <w:num w:numId="96" w16cid:durableId="1896969304">
     <w:abstractNumId w:val="25"/>
@@ -31635,7 +31977,7 @@
     <w:abstractNumId w:val="8"/>
   </w:num>
   <w:num w:numId="100" w16cid:durableId="291710640">
-    <w:abstractNumId w:val="110"/>
+    <w:abstractNumId w:val="112"/>
   </w:num>
   <w:num w:numId="101" w16cid:durableId="10761964">
     <w:abstractNumId w:val="56"/>
@@ -31644,10 +31986,10 @@
     <w:abstractNumId w:val="43"/>
   </w:num>
   <w:num w:numId="103" w16cid:durableId="1679036147">
-    <w:abstractNumId w:val="104"/>
+    <w:abstractNumId w:val="106"/>
   </w:num>
   <w:num w:numId="104" w16cid:durableId="679163172">
-    <w:abstractNumId w:val="102"/>
+    <w:abstractNumId w:val="104"/>
   </w:num>
   <w:num w:numId="105" w16cid:durableId="1548639852">
     <w:abstractNumId w:val="16"/>
@@ -31662,13 +32004,13 @@
     <w:abstractNumId w:val="45"/>
   </w:num>
   <w:num w:numId="109" w16cid:durableId="895050322">
-    <w:abstractNumId w:val="118"/>
+    <w:abstractNumId w:val="120"/>
   </w:num>
   <w:num w:numId="110" w16cid:durableId="718169012">
     <w:abstractNumId w:val="81"/>
   </w:num>
   <w:num w:numId="111" w16cid:durableId="947279958">
-    <w:abstractNumId w:val="101"/>
+    <w:abstractNumId w:val="103"/>
   </w:num>
   <w:num w:numId="112" w16cid:durableId="1957902519">
     <w:abstractNumId w:val="40"/>
@@ -31689,10 +32031,16 @@
     <w:abstractNumId w:val="20"/>
   </w:num>
   <w:num w:numId="118" w16cid:durableId="1028524318">
-    <w:abstractNumId w:val="114"/>
+    <w:abstractNumId w:val="116"/>
   </w:num>
   <w:num w:numId="119" w16cid:durableId="363941754">
     <w:abstractNumId w:val="55"/>
+  </w:num>
+  <w:num w:numId="120" w16cid:durableId="976954769">
+    <w:abstractNumId w:val="99"/>
+  </w:num>
+  <w:num w:numId="121" w16cid:durableId="523059900">
+    <w:abstractNumId w:val="93"/>
   </w:num>
   <w:numIdMacAtCleanup w:val="38"/>
 </w:numbering>
@@ -32299,6 +32647,7 @@
   <w:style w:type="character" w:default="1" w:styleId="DefaultParagraphFont">
     <w:name w:val="Default Paragraph Font"/>
     <w:uiPriority w:val="1"/>
+    <w:semiHidden/>
     <w:unhideWhenUsed/>
   </w:style>
   <w:style w:type="table" w:default="1" w:styleId="TableNormal">

--- a/Operating System.docx
+++ b/Operating System.docx
@@ -6,7 +6,7 @@
       <w:pPr>
         <w:jc w:val="center"/>
         <w:rPr>
-          <w:rFonts w:asciiTheme="majorHAnsi" w:hAnsiTheme="majorHAnsi"/>
+          <w:rFonts w:ascii="Times New Roman" w:hAnsi="Times New Roman" w:cs="Times New Roman"/>
           <w:b/>
           <w:bCs/>
           <w:color w:val="215E99" w:themeColor="text2" w:themeTint="BF"/>
@@ -16,7 +16,7 @@
       </w:pPr>
       <w:r>
         <w:rPr>
-          <w:rFonts w:asciiTheme="majorHAnsi" w:hAnsiTheme="majorHAnsi"/>
+          <w:rFonts w:ascii="Times New Roman" w:hAnsi="Times New Roman" w:cs="Times New Roman"/>
           <w:b/>
           <w:bCs/>
           <w:color w:val="215E99" w:themeColor="text2" w:themeTint="BF"/>
@@ -30,7 +30,7 @@
       <w:pPr>
         <w:jc w:val="center"/>
         <w:rPr>
-          <w:rFonts w:asciiTheme="majorHAnsi" w:hAnsiTheme="majorHAnsi"/>
+          <w:rFonts w:ascii="Times New Roman" w:hAnsi="Times New Roman" w:cs="Times New Roman"/>
           <w:b/>
           <w:bCs/>
           <w:color w:val="215E99" w:themeColor="text2" w:themeTint="BF"/>
@@ -40,7 +40,7 @@
       </w:pPr>
       <w:r>
         <w:rPr>
-          <w:rFonts w:asciiTheme="majorHAnsi" w:hAnsiTheme="majorHAnsi"/>
+          <w:rFonts w:ascii="Times New Roman" w:hAnsi="Times New Roman" w:cs="Times New Roman"/>
           <w:b/>
           <w:bCs/>
           <w:color w:val="215E99" w:themeColor="text2" w:themeTint="BF"/>
@@ -4351,15 +4351,24 @@
     <w:p>
       <w:pPr>
         <w:tabs>
-          <w:tab w:val="left" w:pos="1848"/>
-        </w:tabs>
-        <w:rPr>
-          <w:rFonts w:ascii="Times New Roman" w:hAnsi="Times New Roman" w:cs="Times New Roman"/>
-          <w:color w:val="0D0D0D" w:themeColor="text1" w:themeTint="F2"/>
-          <w:sz w:val="32"/>
-          <w:szCs w:val="32"/>
-        </w:rPr>
-      </w:pPr>
+          <w:tab w:val="left" w:pos="1036"/>
+        </w:tabs>
+        <w:rPr>
+          <w:rFonts w:ascii="Times New Roman" w:hAnsi="Times New Roman" w:cs="Times New Roman"/>
+          <w:color w:val="0D0D0D" w:themeColor="text1" w:themeTint="F2"/>
+          <w:sz w:val="32"/>
+          <w:szCs w:val="32"/>
+        </w:rPr>
+      </w:pPr>
+      <w:r>
+        <w:rPr>
+          <w:rFonts w:ascii="Times New Roman" w:hAnsi="Times New Roman" w:cs="Times New Roman"/>
+          <w:color w:val="0D0D0D" w:themeColor="text1" w:themeTint="F2"/>
+          <w:sz w:val="32"/>
+          <w:szCs w:val="32"/>
+        </w:rPr>
+        <w:tab/>
+      </w:r>
     </w:p>
     <w:p>
       <w:pPr>
@@ -8778,25 +8787,7 @@
           <w:sz w:val="32"/>
           <w:szCs w:val="32"/>
         </w:rPr>
-        <w:t xml:space="preserve">In a simple system, a single program cannot keep both the CPU and I/O devices busy all the time. For example, when one program is waiting for input/output, the CPU would sit idle. Multiprogramming solves this by keeping many jobs in memory at the same time. The operating system uses job scheduling to choose which job to run. If one job </w:t>
-      </w:r>
-      <w:proofErr w:type="gramStart"/>
-      <w:r>
-        <w:rPr>
-          <w:rFonts w:ascii="Times New Roman" w:hAnsi="Times New Roman" w:cs="Times New Roman"/>
-          <w:sz w:val="32"/>
-          <w:szCs w:val="32"/>
-        </w:rPr>
-        <w:t>has to</w:t>
-      </w:r>
-      <w:proofErr w:type="gramEnd"/>
-      <w:r>
-        <w:rPr>
-          <w:rFonts w:ascii="Times New Roman" w:hAnsi="Times New Roman" w:cs="Times New Roman"/>
-          <w:sz w:val="32"/>
-          <w:szCs w:val="32"/>
-        </w:rPr>
-        <w:t xml:space="preserve"> wait for input/output, the OS quickly switches to another job. In this way, the CPU is never left idle because it always has some work to do.</w:t>
+        <w:t>In a simple system, a single program cannot keep both the CPU and I/O devices busy all the time. For example, when one program is waiting for input/output, the CPU would sit idle. Multiprogramming solves this by keeping many jobs in memory at the same time. The operating system uses job scheduling to choose which job to run. If one job has to wait for input/output, the OS quickly switches to another job. In this way, the CPU is never left idle because it always has some work to do.</w:t>
       </w:r>
     </w:p>
     <w:p>
@@ -8873,9 +8864,9 @@
           <w:szCs w:val="32"/>
         </w:rPr>
         <w:drawing>
-          <wp:inline distT="0" distB="0" distL="0" distR="0" wp14:anchorId="6F306637" wp14:editId="2ECE37F4">
-            <wp:extent cx="5191850" cy="2629267"/>
-            <wp:effectExtent l="0" t="0" r="8890" b="0"/>
+          <wp:inline distT="0" distB="0" distL="0" distR="0" wp14:anchorId="6F306637" wp14:editId="070C1D6A">
+            <wp:extent cx="3474429" cy="1759527"/>
+            <wp:effectExtent l="0" t="0" r="0" b="0"/>
             <wp:docPr id="1746225462" name="Picture 1"/>
             <wp:cNvGraphicFramePr>
               <a:graphicFrameLocks xmlns:a="http://schemas.openxmlformats.org/drawingml/2006/main" noChangeAspect="1"/>
@@ -8896,7 +8887,7 @@
                   <pic:spPr>
                     <a:xfrm>
                       <a:off x="0" y="0"/>
-                      <a:ext cx="5191850" cy="2629267"/>
+                      <a:ext cx="3487450" cy="1766121"/>
                     </a:xfrm>
                     <a:prstGeom prst="rect">
                       <a:avLst/>
@@ -8915,6 +8906,130 @@
           <w:tab w:val="left" w:pos="1464"/>
           <w:tab w:val="left" w:pos="1848"/>
         </w:tabs>
+        <w:jc w:val="center"/>
+        <w:rPr>
+          <w:rFonts w:ascii="Times New Roman" w:hAnsi="Times New Roman" w:cs="Times New Roman"/>
+          <w:b/>
+          <w:bCs/>
+          <w:color w:val="215E99" w:themeColor="text2" w:themeTint="BF"/>
+          <w:sz w:val="32"/>
+          <w:szCs w:val="32"/>
+        </w:rPr>
+      </w:pPr>
+      <w:r>
+        <w:rPr>
+          <w:rFonts w:ascii="Times New Roman" w:hAnsi="Times New Roman" w:cs="Times New Roman"/>
+          <w:b/>
+          <w:bCs/>
+          <w:color w:val="215E99" w:themeColor="text2" w:themeTint="BF"/>
+          <w:sz w:val="32"/>
+          <w:szCs w:val="32"/>
+        </w:rPr>
+        <w:drawing>
+          <wp:inline distT="0" distB="0" distL="0" distR="0" wp14:anchorId="10F70822" wp14:editId="3C573A46">
+            <wp:extent cx="4896026" cy="2563090"/>
+            <wp:effectExtent l="0" t="0" r="0" b="8890"/>
+            <wp:docPr id="1707646106" name="Picture 1"/>
+            <wp:cNvGraphicFramePr>
+              <a:graphicFrameLocks xmlns:a="http://schemas.openxmlformats.org/drawingml/2006/main" noChangeAspect="1"/>
+            </wp:cNvGraphicFramePr>
+            <a:graphic xmlns:a="http://schemas.openxmlformats.org/drawingml/2006/main">
+              <a:graphicData uri="http://schemas.openxmlformats.org/drawingml/2006/picture">
+                <pic:pic xmlns:pic="http://schemas.openxmlformats.org/drawingml/2006/picture">
+                  <pic:nvPicPr>
+                    <pic:cNvPr id="1707646106" name=""/>
+                    <pic:cNvPicPr/>
+                  </pic:nvPicPr>
+                  <pic:blipFill>
+                    <a:blip r:embed="rId24"/>
+                    <a:stretch>
+                      <a:fillRect/>
+                    </a:stretch>
+                  </pic:blipFill>
+                  <pic:spPr>
+                    <a:xfrm>
+                      <a:off x="0" y="0"/>
+                      <a:ext cx="4923501" cy="2577473"/>
+                    </a:xfrm>
+                    <a:prstGeom prst="rect">
+                      <a:avLst/>
+                    </a:prstGeom>
+                  </pic:spPr>
+                </pic:pic>
+              </a:graphicData>
+            </a:graphic>
+          </wp:inline>
+        </w:drawing>
+      </w:r>
+    </w:p>
+    <w:p>
+      <w:pPr>
+        <w:tabs>
+          <w:tab w:val="left" w:pos="1464"/>
+          <w:tab w:val="left" w:pos="1848"/>
+        </w:tabs>
+        <w:rPr>
+          <w:rFonts w:ascii="Times New Roman" w:hAnsi="Times New Roman" w:cs="Times New Roman"/>
+          <w:b/>
+          <w:bCs/>
+          <w:color w:val="215E99" w:themeColor="text2" w:themeTint="BF"/>
+          <w:sz w:val="32"/>
+          <w:szCs w:val="32"/>
+        </w:rPr>
+      </w:pPr>
+      <w:r>
+        <w:rPr>
+          <w:rFonts w:ascii="Times New Roman" w:hAnsi="Times New Roman" w:cs="Times New Roman"/>
+          <w:b/>
+          <w:bCs/>
+          <w:color w:val="215E99" w:themeColor="text2" w:themeTint="BF"/>
+          <w:sz w:val="32"/>
+          <w:szCs w:val="32"/>
+        </w:rPr>
+        <w:lastRenderedPageBreak/>
+        <w:drawing>
+          <wp:inline distT="0" distB="0" distL="0" distR="0" wp14:anchorId="39A3989D" wp14:editId="12C5257F">
+            <wp:extent cx="5943600" cy="1498600"/>
+            <wp:effectExtent l="0" t="0" r="0" b="6350"/>
+            <wp:docPr id="711109731" name="Picture 1" descr="A screenshot of a computer&#10;&#10;AI-generated content may be incorrect."/>
+            <wp:cNvGraphicFramePr>
+              <a:graphicFrameLocks xmlns:a="http://schemas.openxmlformats.org/drawingml/2006/main" noChangeAspect="1"/>
+            </wp:cNvGraphicFramePr>
+            <a:graphic xmlns:a="http://schemas.openxmlformats.org/drawingml/2006/main">
+              <a:graphicData uri="http://schemas.openxmlformats.org/drawingml/2006/picture">
+                <pic:pic xmlns:pic="http://schemas.openxmlformats.org/drawingml/2006/picture">
+                  <pic:nvPicPr>
+                    <pic:cNvPr id="711109731" name="Picture 1" descr="A screenshot of a computer&#10;&#10;AI-generated content may be incorrect."/>
+                    <pic:cNvPicPr/>
+                  </pic:nvPicPr>
+                  <pic:blipFill>
+                    <a:blip r:embed="rId25"/>
+                    <a:stretch>
+                      <a:fillRect/>
+                    </a:stretch>
+                  </pic:blipFill>
+                  <pic:spPr>
+                    <a:xfrm>
+                      <a:off x="0" y="0"/>
+                      <a:ext cx="5943600" cy="1498600"/>
+                    </a:xfrm>
+                    <a:prstGeom prst="rect">
+                      <a:avLst/>
+                    </a:prstGeom>
+                  </pic:spPr>
+                </pic:pic>
+              </a:graphicData>
+            </a:graphic>
+          </wp:inline>
+        </w:drawing>
+      </w:r>
+    </w:p>
+    <w:p>
+      <w:pPr>
+        <w:tabs>
+          <w:tab w:val="left" w:pos="1464"/>
+          <w:tab w:val="left" w:pos="1848"/>
+        </w:tabs>
         <w:rPr>
           <w:rFonts w:ascii="Times New Roman" w:hAnsi="Times New Roman" w:cs="Times New Roman"/>
           <w:b/>
@@ -9034,33 +9149,27 @@
           <w:szCs w:val="32"/>
         </w:rPr>
       </w:pPr>
-    </w:p>
-    <w:p>
-      <w:pPr>
-        <w:tabs>
-          <w:tab w:val="left" w:pos="1464"/>
-          <w:tab w:val="left" w:pos="1848"/>
-        </w:tabs>
-        <w:rPr>
-          <w:rFonts w:ascii="Times New Roman" w:hAnsi="Times New Roman" w:cs="Times New Roman"/>
-          <w:b/>
-          <w:bCs/>
-          <w:color w:val="0D0D0D" w:themeColor="text1" w:themeTint="F2"/>
-          <w:sz w:val="32"/>
-          <w:szCs w:val="32"/>
-        </w:rPr>
-      </w:pPr>
-      <w:r>
-        <w:rPr>
-          <w:rFonts w:ascii="Times New Roman" w:hAnsi="Times New Roman" w:cs="Times New Roman"/>
-          <w:b/>
-          <w:bCs/>
-          <w:color w:val="0D0D0D" w:themeColor="text1" w:themeTint="F2"/>
-          <w:sz w:val="32"/>
-          <w:szCs w:val="32"/>
-        </w:rPr>
-        <w:lastRenderedPageBreak/>
-        <w:t>2. Mode bit</w:t>
+      <w:r>
+        <w:rPr>
+          <w:rFonts w:ascii="Times New Roman" w:hAnsi="Times New Roman" w:cs="Times New Roman"/>
+          <w:b/>
+          <w:bCs/>
+          <w:color w:val="0D0D0D" w:themeColor="text1" w:themeTint="F2"/>
+          <w:sz w:val="32"/>
+          <w:szCs w:val="32"/>
+        </w:rPr>
+        <w:t>2. Mode bi</w:t>
+      </w:r>
+      <w:r>
+        <w:rPr>
+          <w:rFonts w:ascii="Times New Roman" w:hAnsi="Times New Roman" w:cs="Times New Roman"/>
+          <w:b/>
+          <w:bCs/>
+          <w:color w:val="0D0D0D" w:themeColor="text1" w:themeTint="F2"/>
+          <w:sz w:val="32"/>
+          <w:szCs w:val="32"/>
+        </w:rPr>
+        <w:t xml:space="preserve">t </w:t>
       </w:r>
     </w:p>
     <w:p>
@@ -9381,15 +9490,32 @@
           <w:szCs w:val="32"/>
         </w:rPr>
       </w:pPr>
-      <w:r>
-        <w:rPr>
-          <w:rFonts w:ascii="Times New Roman" w:hAnsi="Times New Roman" w:cs="Times New Roman"/>
-          <w:b/>
-          <w:bCs/>
-          <w:color w:val="0D0D0D" w:themeColor="text1" w:themeTint="F2"/>
-          <w:sz w:val="32"/>
-          <w:szCs w:val="32"/>
-        </w:rPr>
+    </w:p>
+    <w:p>
+      <w:pPr>
+        <w:tabs>
+          <w:tab w:val="left" w:pos="1464"/>
+          <w:tab w:val="left" w:pos="1848"/>
+        </w:tabs>
+        <w:rPr>
+          <w:rFonts w:ascii="Times New Roman" w:hAnsi="Times New Roman" w:cs="Times New Roman"/>
+          <w:b/>
+          <w:bCs/>
+          <w:color w:val="0D0D0D" w:themeColor="text1" w:themeTint="F2"/>
+          <w:sz w:val="32"/>
+          <w:szCs w:val="32"/>
+        </w:rPr>
+      </w:pPr>
+      <w:r>
+        <w:rPr>
+          <w:rFonts w:ascii="Times New Roman" w:hAnsi="Times New Roman" w:cs="Times New Roman"/>
+          <w:b/>
+          <w:bCs/>
+          <w:color w:val="0D0D0D" w:themeColor="text1" w:themeTint="F2"/>
+          <w:sz w:val="32"/>
+          <w:szCs w:val="32"/>
+        </w:rPr>
+        <w:lastRenderedPageBreak/>
         <w:t>Example:</w:t>
       </w:r>
     </w:p>
@@ -9559,54 +9685,6 @@
         </w:rPr>
         <w:t>If a user program tries to run them, the CPU will stop it (trap/exception).</w:t>
       </w:r>
-    </w:p>
-    <w:p>
-      <w:pPr>
-        <w:tabs>
-          <w:tab w:val="left" w:pos="1464"/>
-          <w:tab w:val="left" w:pos="1848"/>
-        </w:tabs>
-        <w:rPr>
-          <w:rFonts w:ascii="Times New Roman" w:hAnsi="Times New Roman" w:cs="Times New Roman"/>
-          <w:b/>
-          <w:bCs/>
-          <w:color w:val="215E99" w:themeColor="text2" w:themeTint="BF"/>
-          <w:sz w:val="32"/>
-          <w:szCs w:val="32"/>
-        </w:rPr>
-      </w:pPr>
-    </w:p>
-    <w:p>
-      <w:pPr>
-        <w:tabs>
-          <w:tab w:val="left" w:pos="1464"/>
-          <w:tab w:val="left" w:pos="1848"/>
-        </w:tabs>
-        <w:rPr>
-          <w:rFonts w:ascii="Times New Roman" w:hAnsi="Times New Roman" w:cs="Times New Roman"/>
-          <w:b/>
-          <w:bCs/>
-          <w:color w:val="215E99" w:themeColor="text2" w:themeTint="BF"/>
-          <w:sz w:val="32"/>
-          <w:szCs w:val="32"/>
-        </w:rPr>
-      </w:pPr>
-    </w:p>
-    <w:p>
-      <w:pPr>
-        <w:tabs>
-          <w:tab w:val="left" w:pos="1464"/>
-          <w:tab w:val="left" w:pos="1848"/>
-        </w:tabs>
-        <w:rPr>
-          <w:rFonts w:ascii="Times New Roman" w:hAnsi="Times New Roman" w:cs="Times New Roman"/>
-          <w:b/>
-          <w:bCs/>
-          <w:color w:val="215E99" w:themeColor="text2" w:themeTint="BF"/>
-          <w:sz w:val="32"/>
-          <w:szCs w:val="32"/>
-        </w:rPr>
-      </w:pPr>
     </w:p>
     <w:p>
       <w:pPr>
@@ -9677,7 +9755,7 @@
                     </pic:cNvPicPr>
                   </pic:nvPicPr>
                   <pic:blipFill>
-                    <a:blip r:embed="rId24" cstate="print">
+                    <a:blip r:embed="rId26" cstate="print">
                       <a:extLst>
                         <a:ext uri="{28A0092B-C50C-407E-A947-70E740481C1C}">
                           <a14:useLocalDpi xmlns:a14="http://schemas.microsoft.com/office/drawing/2010/main" val="0"/>
@@ -9928,6 +10006,7 @@
           <w:sz w:val="32"/>
           <w:szCs w:val="32"/>
         </w:rPr>
+        <w:lastRenderedPageBreak/>
         <w:t xml:space="preserve">After finishing, the CPU switches back to </w:t>
       </w:r>
       <w:r>
@@ -10099,17 +10178,7 @@
           <w:sz w:val="32"/>
           <w:szCs w:val="32"/>
         </w:rPr>
-        <w:t xml:space="preserve">The timer in an operating system is used to make sure that no single program runs forever and wastes CPU time. The operating system sets a </w:t>
-      </w:r>
-      <w:r>
-        <w:rPr>
-          <w:rFonts w:ascii="Times New Roman" w:hAnsi="Times New Roman" w:cs="Times New Roman"/>
-          <w:color w:val="0D0D0D" w:themeColor="text1" w:themeTint="F2"/>
-          <w:sz w:val="32"/>
-          <w:szCs w:val="32"/>
-        </w:rPr>
-        <w:lastRenderedPageBreak/>
-        <w:t>counter that decreases with every clock tick. When this counter reaches zero, the CPU creates an interrupt that stops the program and gives control back to the OS. Only the operating system can set this timer because it is a privileged job. The timer is always set before giving control to a process, so the OS can take the CPU back when the time ends or stop the process if it misbehaves. This helps prevent CPU hogging and keeps the system safe and responsive.</w:t>
+        <w:t>The timer in an operating system is used to make sure that no single program runs forever and wastes CPU time. The operating system sets a counter that decreases with every clock tick. When this counter reaches zero, the CPU creates an interrupt that stops the program and gives control back to the OS. Only the operating system can set this timer because it is a privileged job. The timer is always set before giving control to a process, so the OS can take the CPU back when the time ends or stop the process if it misbehaves. This helps prevent CPU hogging and keeps the system safe and responsive.</w:t>
       </w:r>
     </w:p>
     <w:p>
@@ -10334,6 +10403,7 @@
           <w:sz w:val="32"/>
           <w:szCs w:val="32"/>
         </w:rPr>
+        <w:lastRenderedPageBreak/>
         <w:t>Input/Output devices like keyboard, screen, or printer</w:t>
       </w:r>
     </w:p>
@@ -10454,7 +10524,6 @@
           <w:sz w:val="32"/>
           <w:szCs w:val="32"/>
         </w:rPr>
-        <w:lastRenderedPageBreak/>
         <w:t>A single-threaded process has only one sequence of instructions. It has one program counter that shows which instruction to run next, and it executes them one by one until the end.</w:t>
       </w:r>
     </w:p>
@@ -10474,24 +10543,6 @@
         </w:rPr>
         <w:t>A multi-threaded process has more than one thread inside it. Each thread has its own program counter, which means different parts of the process can run at the same time.</w:t>
       </w:r>
-    </w:p>
-    <w:p>
-      <w:pPr>
-        <w:rPr>
-          <w:rFonts w:ascii="Times New Roman" w:hAnsi="Times New Roman" w:cs="Times New Roman"/>
-          <w:sz w:val="32"/>
-          <w:szCs w:val="32"/>
-        </w:rPr>
-      </w:pPr>
-    </w:p>
-    <w:p>
-      <w:pPr>
-        <w:rPr>
-          <w:rFonts w:ascii="Times New Roman" w:hAnsi="Times New Roman" w:cs="Times New Roman"/>
-          <w:sz w:val="32"/>
-          <w:szCs w:val="32"/>
-        </w:rPr>
-      </w:pPr>
     </w:p>
     <w:p>
       <w:pPr>
@@ -10524,7 +10575,7 @@
                     <pic:cNvPicPr/>
                   </pic:nvPicPr>
                   <pic:blipFill>
-                    <a:blip r:embed="rId25"/>
+                    <a:blip r:embed="rId27"/>
                     <a:stretch>
                       <a:fillRect/>
                     </a:stretch>
@@ -10555,14 +10606,26 @@
           <w:szCs w:val="32"/>
         </w:rPr>
       </w:pPr>
-      <w:r>
-        <w:rPr>
-          <w:rFonts w:ascii="Times New Roman" w:hAnsi="Times New Roman" w:cs="Times New Roman"/>
-          <w:b/>
-          <w:bCs/>
-          <w:sz w:val="32"/>
-          <w:szCs w:val="32"/>
-        </w:rPr>
+    </w:p>
+    <w:p>
+      <w:pPr>
+        <w:rPr>
+          <w:rFonts w:ascii="Times New Roman" w:hAnsi="Times New Roman" w:cs="Times New Roman"/>
+          <w:b/>
+          <w:bCs/>
+          <w:sz w:val="32"/>
+          <w:szCs w:val="32"/>
+        </w:rPr>
+      </w:pPr>
+      <w:r>
+        <w:rPr>
+          <w:rFonts w:ascii="Times New Roman" w:hAnsi="Times New Roman" w:cs="Times New Roman"/>
+          <w:b/>
+          <w:bCs/>
+          <w:sz w:val="32"/>
+          <w:szCs w:val="32"/>
+        </w:rPr>
+        <w:lastRenderedPageBreak/>
         <w:t>Many Processes in the System</w:t>
       </w:r>
     </w:p>
@@ -10654,317 +10717,328 @@
           <w:sz w:val="32"/>
           <w:szCs w:val="32"/>
         </w:rPr>
+        <w:t xml:space="preserve">The CPU is shared among these processes using </w:t>
+      </w:r>
+      <w:r>
+        <w:rPr>
+          <w:rFonts w:ascii="Times New Roman" w:hAnsi="Times New Roman" w:cs="Times New Roman"/>
+          <w:b/>
+          <w:bCs/>
+          <w:sz w:val="32"/>
+          <w:szCs w:val="32"/>
+        </w:rPr>
+        <w:t>multiplexing</w:t>
+      </w:r>
+      <w:r>
+        <w:rPr>
+          <w:rFonts w:ascii="Times New Roman" w:hAnsi="Times New Roman" w:cs="Times New Roman"/>
+          <w:sz w:val="32"/>
+          <w:szCs w:val="32"/>
+        </w:rPr>
+        <w:t>. This means the CPU switches quickly between processes or threads, giving the feeling that they are running at the same time.</w:t>
+      </w:r>
+    </w:p>
+    <w:p>
+      <w:pPr>
+        <w:rPr>
+          <w:rFonts w:ascii="Times New Roman" w:hAnsi="Times New Roman" w:cs="Times New Roman"/>
+          <w:b/>
+          <w:bCs/>
+          <w:sz w:val="32"/>
+          <w:szCs w:val="32"/>
+        </w:rPr>
+      </w:pPr>
+      <w:r>
+        <w:rPr>
+          <w:rFonts w:ascii="Times New Roman" w:hAnsi="Times New Roman" w:cs="Times New Roman"/>
+          <w:b/>
+          <w:bCs/>
+          <w:color w:val="215E99" w:themeColor="text2" w:themeTint="BF"/>
+          <w:sz w:val="32"/>
+          <w:szCs w:val="32"/>
+        </w:rPr>
+        <w:t xml:space="preserve">Process Management Activities </w:t>
+      </w:r>
+    </w:p>
+    <w:p>
+      <w:pPr>
+        <w:rPr>
+          <w:rFonts w:ascii="Times New Roman" w:hAnsi="Times New Roman" w:cs="Times New Roman"/>
+          <w:sz w:val="32"/>
+          <w:szCs w:val="32"/>
+        </w:rPr>
+      </w:pPr>
+      <w:r>
+        <w:rPr>
+          <w:rFonts w:ascii="Times New Roman" w:hAnsi="Times New Roman" w:cs="Times New Roman"/>
+          <w:sz w:val="32"/>
+          <w:szCs w:val="32"/>
+        </w:rPr>
+        <w:t xml:space="preserve">The </w:t>
+      </w:r>
+      <w:r>
+        <w:rPr>
+          <w:rFonts w:ascii="Times New Roman" w:hAnsi="Times New Roman" w:cs="Times New Roman"/>
+          <w:b/>
+          <w:bCs/>
+          <w:sz w:val="32"/>
+          <w:szCs w:val="32"/>
+        </w:rPr>
+        <w:t>operating system (OS)</w:t>
+      </w:r>
+      <w:r>
+        <w:rPr>
+          <w:rFonts w:ascii="Times New Roman" w:hAnsi="Times New Roman" w:cs="Times New Roman"/>
+          <w:sz w:val="32"/>
+          <w:szCs w:val="32"/>
+        </w:rPr>
+        <w:t xml:space="preserve"> takes care of many jobs related to processes, such as:</w:t>
+      </w:r>
+    </w:p>
+    <w:p>
+      <w:pPr>
+        <w:rPr>
+          <w:rFonts w:ascii="Times New Roman" w:hAnsi="Times New Roman" w:cs="Times New Roman"/>
+          <w:b/>
+          <w:bCs/>
+          <w:sz w:val="32"/>
+          <w:szCs w:val="32"/>
+        </w:rPr>
+      </w:pPr>
+      <w:r>
+        <w:rPr>
+          <w:rFonts w:ascii="Times New Roman" w:hAnsi="Times New Roman" w:cs="Times New Roman"/>
+          <w:b/>
+          <w:bCs/>
+          <w:sz w:val="32"/>
+          <w:szCs w:val="32"/>
+        </w:rPr>
+        <w:t>1. Creating and Deleting Processes</w:t>
+      </w:r>
+    </w:p>
+    <w:p>
+      <w:pPr>
+        <w:rPr>
+          <w:rFonts w:ascii="Times New Roman" w:hAnsi="Times New Roman" w:cs="Times New Roman"/>
+          <w:sz w:val="32"/>
+          <w:szCs w:val="32"/>
+        </w:rPr>
+      </w:pPr>
+      <w:r>
+        <w:rPr>
+          <w:rFonts w:ascii="Times New Roman" w:hAnsi="Times New Roman" w:cs="Times New Roman"/>
+          <w:sz w:val="32"/>
+          <w:szCs w:val="32"/>
+        </w:rPr>
+        <w:t xml:space="preserve">The OS can </w:t>
+      </w:r>
+      <w:r>
+        <w:rPr>
+          <w:rFonts w:ascii="Times New Roman" w:hAnsi="Times New Roman" w:cs="Times New Roman"/>
+          <w:b/>
+          <w:bCs/>
+          <w:sz w:val="32"/>
+          <w:szCs w:val="32"/>
+        </w:rPr>
+        <w:t>create new processes</w:t>
+      </w:r>
+      <w:r>
+        <w:rPr>
+          <w:rFonts w:ascii="Times New Roman" w:hAnsi="Times New Roman" w:cs="Times New Roman"/>
+          <w:sz w:val="32"/>
+          <w:szCs w:val="32"/>
+        </w:rPr>
+        <w:t xml:space="preserve"> (both user programs and system programs) and also </w:t>
+      </w:r>
+      <w:r>
+        <w:rPr>
+          <w:rFonts w:ascii="Times New Roman" w:hAnsi="Times New Roman" w:cs="Times New Roman"/>
+          <w:b/>
+          <w:bCs/>
+          <w:sz w:val="32"/>
+          <w:szCs w:val="32"/>
+        </w:rPr>
+        <w:t>end/delete processes</w:t>
+      </w:r>
+      <w:r>
+        <w:rPr>
+          <w:rFonts w:ascii="Times New Roman" w:hAnsi="Times New Roman" w:cs="Times New Roman"/>
+          <w:sz w:val="32"/>
+          <w:szCs w:val="32"/>
+        </w:rPr>
+        <w:t xml:space="preserve"> when they are finished.</w:t>
+      </w:r>
+    </w:p>
+    <w:p>
+      <w:pPr>
+        <w:rPr>
+          <w:rFonts w:ascii="Times New Roman" w:hAnsi="Times New Roman" w:cs="Times New Roman"/>
+          <w:b/>
+          <w:bCs/>
+          <w:sz w:val="32"/>
+          <w:szCs w:val="32"/>
+        </w:rPr>
+      </w:pPr>
+      <w:r>
+        <w:rPr>
+          <w:rFonts w:ascii="Times New Roman" w:hAnsi="Times New Roman" w:cs="Times New Roman"/>
+          <w:b/>
+          <w:bCs/>
+          <w:sz w:val="32"/>
+          <w:szCs w:val="32"/>
+        </w:rPr>
+        <w:t>2. Suspending and Resuming Processes</w:t>
+      </w:r>
+    </w:p>
+    <w:p>
+      <w:pPr>
+        <w:rPr>
+          <w:rFonts w:ascii="Times New Roman" w:hAnsi="Times New Roman" w:cs="Times New Roman"/>
+          <w:sz w:val="32"/>
+          <w:szCs w:val="32"/>
+        </w:rPr>
+      </w:pPr>
+      <w:r>
+        <w:rPr>
+          <w:rFonts w:ascii="Times New Roman" w:hAnsi="Times New Roman" w:cs="Times New Roman"/>
+          <w:sz w:val="32"/>
+          <w:szCs w:val="32"/>
+        </w:rPr>
+        <w:t xml:space="preserve">The OS can </w:t>
+      </w:r>
+      <w:r>
+        <w:rPr>
+          <w:rFonts w:ascii="Times New Roman" w:hAnsi="Times New Roman" w:cs="Times New Roman"/>
+          <w:b/>
+          <w:bCs/>
+          <w:sz w:val="32"/>
+          <w:szCs w:val="32"/>
+        </w:rPr>
+        <w:t>pause (suspend)</w:t>
+      </w:r>
+      <w:r>
+        <w:rPr>
+          <w:rFonts w:ascii="Times New Roman" w:hAnsi="Times New Roman" w:cs="Times New Roman"/>
+          <w:sz w:val="32"/>
+          <w:szCs w:val="32"/>
+        </w:rPr>
+        <w:t xml:space="preserve"> a process for some time and later </w:t>
+      </w:r>
+      <w:r>
+        <w:rPr>
+          <w:rFonts w:ascii="Times New Roman" w:hAnsi="Times New Roman" w:cs="Times New Roman"/>
+          <w:b/>
+          <w:bCs/>
+          <w:sz w:val="32"/>
+          <w:szCs w:val="32"/>
+        </w:rPr>
+        <w:t>start it again (resume)</w:t>
+      </w:r>
+      <w:r>
+        <w:rPr>
+          <w:rFonts w:ascii="Times New Roman" w:hAnsi="Times New Roman" w:cs="Times New Roman"/>
+          <w:sz w:val="32"/>
+          <w:szCs w:val="32"/>
+        </w:rPr>
+        <w:t xml:space="preserve"> when needed.</w:t>
+      </w:r>
+    </w:p>
+    <w:p>
+      <w:pPr>
+        <w:rPr>
+          <w:rFonts w:ascii="Times New Roman" w:hAnsi="Times New Roman" w:cs="Times New Roman"/>
+          <w:b/>
+          <w:bCs/>
+          <w:sz w:val="32"/>
+          <w:szCs w:val="32"/>
+        </w:rPr>
+      </w:pPr>
+      <w:r>
+        <w:rPr>
+          <w:rFonts w:ascii="Times New Roman" w:hAnsi="Times New Roman" w:cs="Times New Roman"/>
+          <w:b/>
+          <w:bCs/>
+          <w:sz w:val="32"/>
+          <w:szCs w:val="32"/>
+        </w:rPr>
+        <w:t>3. Process Synchronization</w:t>
+      </w:r>
+    </w:p>
+    <w:p>
+      <w:pPr>
+        <w:rPr>
+          <w:rFonts w:ascii="Times New Roman" w:hAnsi="Times New Roman" w:cs="Times New Roman"/>
+          <w:sz w:val="32"/>
+          <w:szCs w:val="32"/>
+        </w:rPr>
+      </w:pPr>
+      <w:r>
+        <w:rPr>
+          <w:rFonts w:ascii="Times New Roman" w:hAnsi="Times New Roman" w:cs="Times New Roman"/>
+          <w:sz w:val="32"/>
+          <w:szCs w:val="32"/>
+        </w:rPr>
+        <w:t>When many processes run at the same time, sometimes they need to use the same resource (like a file, printer, or memory). If they don’t take turns properly, they might interfere with each other or create wrong results.</w:t>
+      </w:r>
+    </w:p>
+    <w:p>
+      <w:pPr>
+        <w:rPr>
+          <w:rFonts w:ascii="Times New Roman" w:hAnsi="Times New Roman" w:cs="Times New Roman"/>
+          <w:sz w:val="32"/>
+          <w:szCs w:val="32"/>
+        </w:rPr>
+      </w:pPr>
+      <w:r>
+        <w:rPr>
+          <w:rFonts w:ascii="Times New Roman" w:hAnsi="Times New Roman" w:cs="Times New Roman"/>
+          <w:sz w:val="32"/>
+          <w:szCs w:val="32"/>
+        </w:rPr>
+        <w:t>The OS provides rules so that processes wait for each other and work in the correct order without clashing.</w:t>
+      </w:r>
+    </w:p>
+    <w:p>
+      <w:pPr>
+        <w:rPr>
+          <w:rFonts w:ascii="Times New Roman" w:hAnsi="Times New Roman" w:cs="Times New Roman"/>
+          <w:b/>
+          <w:bCs/>
+          <w:sz w:val="32"/>
+          <w:szCs w:val="32"/>
+        </w:rPr>
+      </w:pPr>
+    </w:p>
+    <w:p>
+      <w:pPr>
+        <w:rPr>
+          <w:rFonts w:ascii="Times New Roman" w:hAnsi="Times New Roman" w:cs="Times New Roman"/>
+          <w:b/>
+          <w:bCs/>
+          <w:sz w:val="32"/>
+          <w:szCs w:val="32"/>
+        </w:rPr>
+      </w:pPr>
+    </w:p>
+    <w:p>
+      <w:pPr>
+        <w:rPr>
+          <w:rFonts w:ascii="Times New Roman" w:hAnsi="Times New Roman" w:cs="Times New Roman"/>
+          <w:b/>
+          <w:bCs/>
+          <w:sz w:val="32"/>
+          <w:szCs w:val="32"/>
+        </w:rPr>
+      </w:pPr>
+      <w:r>
+        <w:rPr>
+          <w:rFonts w:ascii="Times New Roman" w:hAnsi="Times New Roman" w:cs="Times New Roman"/>
+          <w:b/>
+          <w:bCs/>
+          <w:sz w:val="32"/>
+          <w:szCs w:val="32"/>
+        </w:rPr>
         <w:lastRenderedPageBreak/>
-        <w:t xml:space="preserve">The CPU is shared among these processes using </w:t>
-      </w:r>
-      <w:r>
-        <w:rPr>
-          <w:rFonts w:ascii="Times New Roman" w:hAnsi="Times New Roman" w:cs="Times New Roman"/>
-          <w:b/>
-          <w:bCs/>
-          <w:sz w:val="32"/>
-          <w:szCs w:val="32"/>
-        </w:rPr>
-        <w:t>multiplexing</w:t>
-      </w:r>
-      <w:r>
-        <w:rPr>
-          <w:rFonts w:ascii="Times New Roman" w:hAnsi="Times New Roman" w:cs="Times New Roman"/>
-          <w:sz w:val="32"/>
-          <w:szCs w:val="32"/>
-        </w:rPr>
-        <w:t>. This means the CPU switches quickly between processes or threads, giving the feeling that they are running at the same time.</w:t>
-      </w:r>
-    </w:p>
-    <w:p>
-      <w:pPr>
-        <w:rPr>
-          <w:rFonts w:ascii="Times New Roman" w:hAnsi="Times New Roman" w:cs="Times New Roman"/>
-          <w:b/>
-          <w:bCs/>
-          <w:sz w:val="32"/>
-          <w:szCs w:val="32"/>
-        </w:rPr>
-      </w:pPr>
-      <w:r>
-        <w:rPr>
-          <w:rFonts w:ascii="Times New Roman" w:hAnsi="Times New Roman" w:cs="Times New Roman"/>
-          <w:b/>
-          <w:bCs/>
-          <w:color w:val="215E99" w:themeColor="text2" w:themeTint="BF"/>
-          <w:sz w:val="32"/>
-          <w:szCs w:val="32"/>
-        </w:rPr>
-        <w:t xml:space="preserve">Process Management Activities </w:t>
-      </w:r>
-    </w:p>
-    <w:p>
-      <w:pPr>
-        <w:rPr>
-          <w:rFonts w:ascii="Times New Roman" w:hAnsi="Times New Roman" w:cs="Times New Roman"/>
-          <w:sz w:val="32"/>
-          <w:szCs w:val="32"/>
-        </w:rPr>
-      </w:pPr>
-      <w:r>
-        <w:rPr>
-          <w:rFonts w:ascii="Times New Roman" w:hAnsi="Times New Roman" w:cs="Times New Roman"/>
-          <w:sz w:val="32"/>
-          <w:szCs w:val="32"/>
-        </w:rPr>
-        <w:t xml:space="preserve">The </w:t>
-      </w:r>
-      <w:r>
-        <w:rPr>
-          <w:rFonts w:ascii="Times New Roman" w:hAnsi="Times New Roman" w:cs="Times New Roman"/>
-          <w:b/>
-          <w:bCs/>
-          <w:sz w:val="32"/>
-          <w:szCs w:val="32"/>
-        </w:rPr>
-        <w:t>operating system (OS)</w:t>
-      </w:r>
-      <w:r>
-        <w:rPr>
-          <w:rFonts w:ascii="Times New Roman" w:hAnsi="Times New Roman" w:cs="Times New Roman"/>
-          <w:sz w:val="32"/>
-          <w:szCs w:val="32"/>
-        </w:rPr>
-        <w:t xml:space="preserve"> takes care of many jobs related to processes, such as:</w:t>
-      </w:r>
-    </w:p>
-    <w:p>
-      <w:pPr>
-        <w:rPr>
-          <w:rFonts w:ascii="Times New Roman" w:hAnsi="Times New Roman" w:cs="Times New Roman"/>
-          <w:b/>
-          <w:bCs/>
-          <w:sz w:val="32"/>
-          <w:szCs w:val="32"/>
-        </w:rPr>
-      </w:pPr>
-      <w:r>
-        <w:rPr>
-          <w:rFonts w:ascii="Times New Roman" w:hAnsi="Times New Roman" w:cs="Times New Roman"/>
-          <w:b/>
-          <w:bCs/>
-          <w:sz w:val="32"/>
-          <w:szCs w:val="32"/>
-        </w:rPr>
-        <w:t>1. Creating and Deleting Processes</w:t>
-      </w:r>
-    </w:p>
-    <w:p>
-      <w:pPr>
-        <w:rPr>
-          <w:rFonts w:ascii="Times New Roman" w:hAnsi="Times New Roman" w:cs="Times New Roman"/>
-          <w:sz w:val="32"/>
-          <w:szCs w:val="32"/>
-        </w:rPr>
-      </w:pPr>
-      <w:r>
-        <w:rPr>
-          <w:rFonts w:ascii="Times New Roman" w:hAnsi="Times New Roman" w:cs="Times New Roman"/>
-          <w:sz w:val="32"/>
-          <w:szCs w:val="32"/>
-        </w:rPr>
-        <w:t xml:space="preserve">The OS can </w:t>
-      </w:r>
-      <w:r>
-        <w:rPr>
-          <w:rFonts w:ascii="Times New Roman" w:hAnsi="Times New Roman" w:cs="Times New Roman"/>
-          <w:b/>
-          <w:bCs/>
-          <w:sz w:val="32"/>
-          <w:szCs w:val="32"/>
-        </w:rPr>
-        <w:t>create new processes</w:t>
-      </w:r>
-      <w:r>
-        <w:rPr>
-          <w:rFonts w:ascii="Times New Roman" w:hAnsi="Times New Roman" w:cs="Times New Roman"/>
-          <w:sz w:val="32"/>
-          <w:szCs w:val="32"/>
-        </w:rPr>
-        <w:t xml:space="preserve"> (both user programs and system programs) and also </w:t>
-      </w:r>
-      <w:r>
-        <w:rPr>
-          <w:rFonts w:ascii="Times New Roman" w:hAnsi="Times New Roman" w:cs="Times New Roman"/>
-          <w:b/>
-          <w:bCs/>
-          <w:sz w:val="32"/>
-          <w:szCs w:val="32"/>
-        </w:rPr>
-        <w:t>end/delete processes</w:t>
-      </w:r>
-      <w:r>
-        <w:rPr>
-          <w:rFonts w:ascii="Times New Roman" w:hAnsi="Times New Roman" w:cs="Times New Roman"/>
-          <w:sz w:val="32"/>
-          <w:szCs w:val="32"/>
-        </w:rPr>
-        <w:t xml:space="preserve"> when they are finished.</w:t>
-      </w:r>
-    </w:p>
-    <w:p>
-      <w:pPr>
-        <w:rPr>
-          <w:rFonts w:ascii="Times New Roman" w:hAnsi="Times New Roman" w:cs="Times New Roman"/>
-          <w:b/>
-          <w:bCs/>
-          <w:sz w:val="32"/>
-          <w:szCs w:val="32"/>
-        </w:rPr>
-      </w:pPr>
-    </w:p>
-    <w:p>
-      <w:pPr>
-        <w:rPr>
-          <w:rFonts w:ascii="Times New Roman" w:hAnsi="Times New Roman" w:cs="Times New Roman"/>
-          <w:b/>
-          <w:bCs/>
-          <w:sz w:val="32"/>
-          <w:szCs w:val="32"/>
-        </w:rPr>
-      </w:pPr>
-      <w:r>
-        <w:rPr>
-          <w:rFonts w:ascii="Times New Roman" w:hAnsi="Times New Roman" w:cs="Times New Roman"/>
-          <w:b/>
-          <w:bCs/>
-          <w:sz w:val="32"/>
-          <w:szCs w:val="32"/>
-        </w:rPr>
-        <w:t>2. Suspending and Resuming Processes</w:t>
-      </w:r>
-    </w:p>
-    <w:p>
-      <w:pPr>
-        <w:rPr>
-          <w:rFonts w:ascii="Times New Roman" w:hAnsi="Times New Roman" w:cs="Times New Roman"/>
-          <w:sz w:val="32"/>
-          <w:szCs w:val="32"/>
-        </w:rPr>
-      </w:pPr>
-      <w:r>
-        <w:rPr>
-          <w:rFonts w:ascii="Times New Roman" w:hAnsi="Times New Roman" w:cs="Times New Roman"/>
-          <w:sz w:val="32"/>
-          <w:szCs w:val="32"/>
-        </w:rPr>
-        <w:t xml:space="preserve">The OS can </w:t>
-      </w:r>
-      <w:r>
-        <w:rPr>
-          <w:rFonts w:ascii="Times New Roman" w:hAnsi="Times New Roman" w:cs="Times New Roman"/>
-          <w:b/>
-          <w:bCs/>
-          <w:sz w:val="32"/>
-          <w:szCs w:val="32"/>
-        </w:rPr>
-        <w:t>pause (suspend)</w:t>
-      </w:r>
-      <w:r>
-        <w:rPr>
-          <w:rFonts w:ascii="Times New Roman" w:hAnsi="Times New Roman" w:cs="Times New Roman"/>
-          <w:sz w:val="32"/>
-          <w:szCs w:val="32"/>
-        </w:rPr>
-        <w:t xml:space="preserve"> a process for some time and later </w:t>
-      </w:r>
-      <w:r>
-        <w:rPr>
-          <w:rFonts w:ascii="Times New Roman" w:hAnsi="Times New Roman" w:cs="Times New Roman"/>
-          <w:b/>
-          <w:bCs/>
-          <w:sz w:val="32"/>
-          <w:szCs w:val="32"/>
-        </w:rPr>
-        <w:t>start it again (resume)</w:t>
-      </w:r>
-      <w:r>
-        <w:rPr>
-          <w:rFonts w:ascii="Times New Roman" w:hAnsi="Times New Roman" w:cs="Times New Roman"/>
-          <w:sz w:val="32"/>
-          <w:szCs w:val="32"/>
-        </w:rPr>
-        <w:t xml:space="preserve"> when needed.</w:t>
-      </w:r>
-    </w:p>
-    <w:p>
-      <w:pPr>
-        <w:rPr>
-          <w:rFonts w:ascii="Times New Roman" w:hAnsi="Times New Roman" w:cs="Times New Roman"/>
-          <w:b/>
-          <w:bCs/>
-          <w:sz w:val="32"/>
-          <w:szCs w:val="32"/>
-        </w:rPr>
-      </w:pPr>
-      <w:r>
-        <w:rPr>
-          <w:rFonts w:ascii="Times New Roman" w:hAnsi="Times New Roman" w:cs="Times New Roman"/>
-          <w:b/>
-          <w:bCs/>
-          <w:sz w:val="32"/>
-          <w:szCs w:val="32"/>
-        </w:rPr>
-        <w:t>3. Process Synchronization</w:t>
-      </w:r>
-    </w:p>
-    <w:p>
-      <w:pPr>
-        <w:rPr>
-          <w:rFonts w:ascii="Times New Roman" w:hAnsi="Times New Roman" w:cs="Times New Roman"/>
-          <w:sz w:val="32"/>
-          <w:szCs w:val="32"/>
-        </w:rPr>
-      </w:pPr>
-      <w:r>
-        <w:rPr>
-          <w:rFonts w:ascii="Times New Roman" w:hAnsi="Times New Roman" w:cs="Times New Roman"/>
-          <w:sz w:val="32"/>
-          <w:szCs w:val="32"/>
-        </w:rPr>
-        <w:t>When many processes run at the same time, sometimes they need to use the same resource (like a file, printer, or memory). If they don’t take turns properly, they might interfere with each other or create wrong results.</w:t>
-      </w:r>
-    </w:p>
-    <w:p>
-      <w:pPr>
-        <w:rPr>
-          <w:rFonts w:ascii="Times New Roman" w:hAnsi="Times New Roman" w:cs="Times New Roman"/>
-          <w:sz w:val="32"/>
-          <w:szCs w:val="32"/>
-        </w:rPr>
-      </w:pPr>
-      <w:r>
-        <w:rPr>
-          <w:rFonts w:ascii="Times New Roman" w:hAnsi="Times New Roman" w:cs="Times New Roman"/>
-          <w:sz w:val="32"/>
-          <w:szCs w:val="32"/>
-        </w:rPr>
-        <w:t>The OS provides rules so that processes wait for each other and work in the correct order without clashing.</w:t>
-      </w:r>
-    </w:p>
-    <w:p>
-      <w:pPr>
-        <w:rPr>
-          <w:rFonts w:ascii="Times New Roman" w:hAnsi="Times New Roman" w:cs="Times New Roman"/>
-          <w:b/>
-          <w:bCs/>
-          <w:sz w:val="32"/>
-          <w:szCs w:val="32"/>
-        </w:rPr>
-      </w:pPr>
-      <w:r>
-        <w:rPr>
-          <w:rFonts w:ascii="Times New Roman" w:hAnsi="Times New Roman" w:cs="Times New Roman"/>
-          <w:b/>
-          <w:bCs/>
-          <w:sz w:val="32"/>
-          <w:szCs w:val="32"/>
-        </w:rPr>
         <w:t>4. Process Communication</w:t>
       </w:r>
     </w:p>
@@ -11038,7 +11112,6 @@
           <w:sz w:val="32"/>
           <w:szCs w:val="32"/>
         </w:rPr>
-        <w:lastRenderedPageBreak/>
         <w:t xml:space="preserve">Sometimes, processes get </w:t>
       </w:r>
       <w:r>
@@ -11109,7 +11182,7 @@
                     <pic:cNvPicPr/>
                   </pic:nvPicPr>
                   <pic:blipFill>
-                    <a:blip r:embed="rId26"/>
+                    <a:blip r:embed="rId28"/>
                     <a:stretch>
                       <a:fillRect/>
                     </a:stretch>
@@ -11373,6 +11446,7 @@
           <w:sz w:val="32"/>
           <w:szCs w:val="32"/>
         </w:rPr>
+        <w:lastRenderedPageBreak/>
         <w:t>Activities of Memory Management</w:t>
       </w:r>
     </w:p>
@@ -11428,7 +11502,6 @@
           <w:sz w:val="32"/>
           <w:szCs w:val="32"/>
         </w:rPr>
-        <w:lastRenderedPageBreak/>
         <w:t>Deciding Movement of Processes/Data</w:t>
       </w:r>
       <w:r>
@@ -11504,7 +11577,7 @@
                     <pic:cNvPicPr/>
                   </pic:nvPicPr>
                   <pic:blipFill>
-                    <a:blip r:embed="rId27"/>
+                    <a:blip r:embed="rId29"/>
                     <a:stretch>
                       <a:fillRect/>
                     </a:stretch>
@@ -11738,6 +11811,7 @@
           <w:sz w:val="32"/>
           <w:szCs w:val="32"/>
         </w:rPr>
+        <w:lastRenderedPageBreak/>
         <w:t>Data-transfer rate</w:t>
       </w:r>
       <w:r>
@@ -11821,7 +11895,6 @@
           <w:sz w:val="32"/>
           <w:szCs w:val="32"/>
         </w:rPr>
-        <w:lastRenderedPageBreak/>
         <w:t xml:space="preserve">Files are usually grouped into </w:t>
       </w:r>
       <w:r>
@@ -12293,6 +12366,7 @@
           <w:sz w:val="32"/>
           <w:szCs w:val="32"/>
         </w:rPr>
+        <w:lastRenderedPageBreak/>
         <w:t>Activities of the OS in Mass</w:t>
       </w:r>
       <w:r>
@@ -12388,7 +12462,6 @@
           <w:sz w:val="32"/>
           <w:szCs w:val="32"/>
         </w:rPr>
-        <w:lastRenderedPageBreak/>
         <w:t>Mounting</w:t>
       </w:r>
       <w:r>
@@ -12812,18 +12885,47 @@
         </w:tabs>
         <w:rPr>
           <w:rFonts w:ascii="Times New Roman" w:hAnsi="Times New Roman" w:cs="Times New Roman"/>
-          <w:sz w:val="32"/>
-          <w:szCs w:val="32"/>
-        </w:rPr>
-      </w:pPr>
-      <w:r>
-        <w:rPr>
-          <w:rFonts w:ascii="Times New Roman" w:hAnsi="Times New Roman" w:cs="Times New Roman"/>
-          <w:b/>
-          <w:bCs/>
-          <w:sz w:val="32"/>
-          <w:szCs w:val="32"/>
-        </w:rPr>
+          <w:b/>
+          <w:bCs/>
+          <w:sz w:val="32"/>
+          <w:szCs w:val="32"/>
+        </w:rPr>
+      </w:pPr>
+    </w:p>
+    <w:p>
+      <w:pPr>
+        <w:tabs>
+          <w:tab w:val="left" w:pos="1548"/>
+        </w:tabs>
+        <w:rPr>
+          <w:rFonts w:ascii="Times New Roman" w:hAnsi="Times New Roman" w:cs="Times New Roman"/>
+          <w:b/>
+          <w:bCs/>
+          <w:sz w:val="32"/>
+          <w:szCs w:val="32"/>
+        </w:rPr>
+      </w:pPr>
+    </w:p>
+    <w:p>
+      <w:pPr>
+        <w:tabs>
+          <w:tab w:val="left" w:pos="1548"/>
+        </w:tabs>
+        <w:rPr>
+          <w:rFonts w:ascii="Times New Roman" w:hAnsi="Times New Roman" w:cs="Times New Roman"/>
+          <w:sz w:val="32"/>
+          <w:szCs w:val="32"/>
+        </w:rPr>
+      </w:pPr>
+      <w:r>
+        <w:rPr>
+          <w:rFonts w:ascii="Times New Roman" w:hAnsi="Times New Roman" w:cs="Times New Roman"/>
+          <w:b/>
+          <w:bCs/>
+          <w:sz w:val="32"/>
+          <w:szCs w:val="32"/>
+        </w:rPr>
+        <w:lastRenderedPageBreak/>
         <w:t>4.</w:t>
       </w:r>
       <w:r>
@@ -12950,7 +13052,6 @@
           <w:sz w:val="32"/>
           <w:szCs w:val="32"/>
         </w:rPr>
-        <w:lastRenderedPageBreak/>
         <w:t xml:space="preserve">Dividing one physical disk into </w:t>
       </w:r>
       <w:r>
@@ -13457,6 +13558,7 @@
           <w:sz w:val="32"/>
           <w:szCs w:val="32"/>
         </w:rPr>
+        <w:lastRenderedPageBreak/>
         <w:t>Important Points</w:t>
       </w:r>
     </w:p>
@@ -13586,7 +13688,6 @@
           <w:sz w:val="32"/>
           <w:szCs w:val="32"/>
         </w:rPr>
-        <w:lastRenderedPageBreak/>
         <w:t xml:space="preserve">This is called a </w:t>
       </w:r>
       <w:r>
@@ -13643,7 +13744,7 @@
                     <pic:cNvPicPr/>
                   </pic:nvPicPr>
                   <pic:blipFill>
-                    <a:blip r:embed="rId28"/>
+                    <a:blip r:embed="rId30"/>
                     <a:stretch>
                       <a:fillRect/>
                     </a:stretch>
@@ -13792,6 +13893,7 @@
         <w:rPr>
           <w:noProof/>
         </w:rPr>
+        <w:lastRenderedPageBreak/>
         <w:drawing>
           <wp:inline distT="0" distB="0" distL="0" distR="0" wp14:anchorId="5B2F1C04" wp14:editId="708D5036">
             <wp:extent cx="5477102" cy="671688"/>
@@ -13822,7 +13924,7 @@
                     </pic:cNvPicPr>
                   </pic:nvPicPr>
                   <pic:blipFill>
-                    <a:blip r:embed="rId29" cstate="print">
+                    <a:blip r:embed="rId31" cstate="print">
                       <a:extLst>
                         <a:ext uri="{28A0092B-C50C-407E-A947-70E740481C1C}">
                           <a14:useLocalDpi xmlns:a14="http://schemas.microsoft.com/office/drawing/2010/main" val="0"/>
@@ -13944,7 +14046,6 @@
           <w:sz w:val="32"/>
           <w:szCs w:val="32"/>
         </w:rPr>
-        <w:lastRenderedPageBreak/>
         <w:t>In Multiprocessor Systems</w:t>
       </w:r>
     </w:p>
@@ -14078,7 +14179,7 @@
                     <pic:cNvPicPr/>
                   </pic:nvPicPr>
                   <pic:blipFill>
-                    <a:blip r:embed="rId30"/>
+                    <a:blip r:embed="rId32"/>
                     <a:stretch>
                       <a:fillRect/>
                     </a:stretch>
@@ -14187,15 +14288,31 @@
           <w:szCs w:val="32"/>
         </w:rPr>
       </w:pPr>
-      <w:r>
-        <w:rPr>
-          <w:rFonts w:ascii="Times New Roman" w:hAnsi="Times New Roman" w:cs="Times New Roman"/>
-          <w:b/>
-          <w:bCs/>
-          <w:color w:val="0D0D0D" w:themeColor="text1" w:themeTint="F2"/>
-          <w:sz w:val="32"/>
-          <w:szCs w:val="32"/>
-        </w:rPr>
+    </w:p>
+    <w:p>
+      <w:pPr>
+        <w:tabs>
+          <w:tab w:val="left" w:pos="1548"/>
+        </w:tabs>
+        <w:rPr>
+          <w:rFonts w:ascii="Times New Roman" w:hAnsi="Times New Roman" w:cs="Times New Roman"/>
+          <w:b/>
+          <w:bCs/>
+          <w:color w:val="0D0D0D" w:themeColor="text1" w:themeTint="F2"/>
+          <w:sz w:val="32"/>
+          <w:szCs w:val="32"/>
+        </w:rPr>
+      </w:pPr>
+      <w:r>
+        <w:rPr>
+          <w:rFonts w:ascii="Times New Roman" w:hAnsi="Times New Roman" w:cs="Times New Roman"/>
+          <w:b/>
+          <w:bCs/>
+          <w:color w:val="0D0D0D" w:themeColor="text1" w:themeTint="F2"/>
+          <w:sz w:val="32"/>
+          <w:szCs w:val="32"/>
+        </w:rPr>
+        <w:lastRenderedPageBreak/>
         <w:t>What the I/O Subsystem Does</w:t>
       </w:r>
     </w:p>
@@ -14326,7 +14443,6 @@
           <w:sz w:val="32"/>
           <w:szCs w:val="32"/>
         </w:rPr>
-        <w:lastRenderedPageBreak/>
         <w:t>Spooling:</w:t>
       </w:r>
       <w:r>
@@ -14418,21 +14534,6 @@
           <w:szCs w:val="32"/>
         </w:rPr>
       </w:pPr>
-    </w:p>
-    <w:p>
-      <w:pPr>
-        <w:tabs>
-          <w:tab w:val="left" w:pos="1548"/>
-        </w:tabs>
-        <w:rPr>
-          <w:rFonts w:ascii="Times New Roman" w:hAnsi="Times New Roman" w:cs="Times New Roman"/>
-          <w:b/>
-          <w:bCs/>
-          <w:color w:val="215E99" w:themeColor="text2" w:themeTint="BF"/>
-          <w:sz w:val="32"/>
-          <w:szCs w:val="32"/>
-        </w:rPr>
-      </w:pPr>
       <w:r>
         <w:rPr>
           <w:rFonts w:ascii="Times New Roman" w:hAnsi="Times New Roman" w:cs="Times New Roman"/>
@@ -14619,15 +14720,31 @@
           <w:szCs w:val="32"/>
         </w:rPr>
       </w:pPr>
-      <w:r>
-        <w:rPr>
-          <w:rFonts w:ascii="Times New Roman" w:hAnsi="Times New Roman" w:cs="Times New Roman"/>
-          <w:b/>
-          <w:bCs/>
-          <w:color w:val="0D0D0D" w:themeColor="text1" w:themeTint="F2"/>
-          <w:sz w:val="32"/>
-          <w:szCs w:val="32"/>
-        </w:rPr>
+    </w:p>
+    <w:p>
+      <w:pPr>
+        <w:tabs>
+          <w:tab w:val="left" w:pos="1548"/>
+        </w:tabs>
+        <w:rPr>
+          <w:rFonts w:ascii="Times New Roman" w:hAnsi="Times New Roman" w:cs="Times New Roman"/>
+          <w:b/>
+          <w:bCs/>
+          <w:color w:val="0D0D0D" w:themeColor="text1" w:themeTint="F2"/>
+          <w:sz w:val="32"/>
+          <w:szCs w:val="32"/>
+        </w:rPr>
+      </w:pPr>
+      <w:r>
+        <w:rPr>
+          <w:rFonts w:ascii="Times New Roman" w:hAnsi="Times New Roman" w:cs="Times New Roman"/>
+          <w:b/>
+          <w:bCs/>
+          <w:color w:val="0D0D0D" w:themeColor="text1" w:themeTint="F2"/>
+          <w:sz w:val="32"/>
+          <w:szCs w:val="32"/>
+        </w:rPr>
+        <w:lastRenderedPageBreak/>
         <w:t>How the OS manages this</w:t>
       </w:r>
     </w:p>
@@ -14769,7 +14886,6 @@
           <w:sz w:val="32"/>
           <w:szCs w:val="32"/>
         </w:rPr>
-        <w:lastRenderedPageBreak/>
         <w:t>Users can be put into groups (like "students", "teachers", "admins").</w:t>
       </w:r>
     </w:p>
@@ -14891,7 +15007,7 @@
       <w:pPr>
         <w:pStyle w:val="ListParagraph"/>
         <w:numPr>
-          <w:ilvl w:val="1"/>
+          <w:ilvl w:val="0"/>
           <w:numId w:val="119"/>
         </w:numPr>
         <w:tabs>
@@ -14912,58 +15028,6 @@
           <w:szCs w:val="32"/>
         </w:rPr>
         <w:t>Sometimes, a user temporarily gets more power (more rights) to do special tasks.</w:t>
-      </w:r>
-    </w:p>
-    <w:p>
-      <w:pPr>
-        <w:pStyle w:val="ListParagraph"/>
-        <w:numPr>
-          <w:ilvl w:val="1"/>
-          <w:numId w:val="119"/>
-        </w:numPr>
-        <w:tabs>
-          <w:tab w:val="left" w:pos="1548"/>
-        </w:tabs>
-        <w:rPr>
-          <w:rFonts w:ascii="Times New Roman" w:hAnsi="Times New Roman" w:cs="Times New Roman"/>
-          <w:color w:val="0D0D0D" w:themeColor="text1" w:themeTint="F2"/>
-          <w:sz w:val="32"/>
-          <w:szCs w:val="32"/>
-        </w:rPr>
-      </w:pPr>
-      <w:r>
-        <w:rPr>
-          <w:rFonts w:ascii="Times New Roman" w:hAnsi="Times New Roman" w:cs="Times New Roman"/>
-          <w:color w:val="0D0D0D" w:themeColor="text1" w:themeTint="F2"/>
-          <w:sz w:val="32"/>
-          <w:szCs w:val="32"/>
-        </w:rPr>
-        <w:t>Example: "Run as administrator" in Windows.</w:t>
-      </w:r>
-    </w:p>
-    <w:p>
-      <w:pPr>
-        <w:tabs>
-          <w:tab w:val="left" w:pos="1548"/>
-        </w:tabs>
-        <w:rPr>
-          <w:rFonts w:ascii="Times New Roman" w:hAnsi="Times New Roman" w:cs="Times New Roman"/>
-          <w:b/>
-          <w:bCs/>
-          <w:sz w:val="32"/>
-          <w:szCs w:val="32"/>
-        </w:rPr>
-      </w:pPr>
-      <w:r>
-        <w:rPr>
-          <w:rFonts w:ascii="Times New Roman" w:hAnsi="Times New Roman" w:cs="Times New Roman"/>
-          <w:b/>
-          <w:bCs/>
-          <w:color w:val="215E99" w:themeColor="text2" w:themeTint="BF"/>
-          <w:sz w:val="32"/>
-          <w:szCs w:val="32"/>
-        </w:rPr>
-        <w:t>Distributed Systems</w:t>
       </w:r>
     </w:p>
     <w:p>
@@ -14971,94 +15035,56 @@
         <w:pStyle w:val="ListParagraph"/>
         <w:numPr>
           <w:ilvl w:val="0"/>
-          <w:numId w:val="89"/>
+          <w:numId w:val="119"/>
         </w:numPr>
         <w:tabs>
           <w:tab w:val="left" w:pos="1548"/>
         </w:tabs>
         <w:rPr>
           <w:rFonts w:ascii="Times New Roman" w:hAnsi="Times New Roman" w:cs="Times New Roman"/>
-          <w:sz w:val="32"/>
-          <w:szCs w:val="32"/>
-        </w:rPr>
-      </w:pPr>
-      <w:r>
-        <w:rPr>
-          <w:rFonts w:ascii="Times New Roman" w:hAnsi="Times New Roman" w:cs="Times New Roman"/>
-          <w:sz w:val="32"/>
-          <w:szCs w:val="32"/>
-        </w:rPr>
-        <w:t xml:space="preserve">A </w:t>
-      </w:r>
-      <w:r>
-        <w:rPr>
-          <w:rFonts w:ascii="Times New Roman" w:hAnsi="Times New Roman" w:cs="Times New Roman"/>
-          <w:b/>
-          <w:bCs/>
-          <w:sz w:val="32"/>
-          <w:szCs w:val="32"/>
-        </w:rPr>
-        <w:t>distributed system</w:t>
-      </w:r>
-      <w:r>
-        <w:rPr>
-          <w:rFonts w:ascii="Times New Roman" w:hAnsi="Times New Roman" w:cs="Times New Roman"/>
-          <w:sz w:val="32"/>
-          <w:szCs w:val="32"/>
-        </w:rPr>
-        <w:t xml:space="preserve"> is made up of many separate computers that are connected together.</w:t>
-      </w:r>
-    </w:p>
-    <w:p>
-      <w:pPr>
-        <w:pStyle w:val="ListParagraph"/>
-        <w:numPr>
-          <w:ilvl w:val="0"/>
-          <w:numId w:val="89"/>
-        </w:numPr>
+          <w:color w:val="0D0D0D" w:themeColor="text1" w:themeTint="F2"/>
+          <w:sz w:val="32"/>
+          <w:szCs w:val="32"/>
+        </w:rPr>
+      </w:pPr>
+      <w:r>
+        <w:rPr>
+          <w:rFonts w:ascii="Times New Roman" w:hAnsi="Times New Roman" w:cs="Times New Roman"/>
+          <w:color w:val="0D0D0D" w:themeColor="text1" w:themeTint="F2"/>
+          <w:sz w:val="32"/>
+          <w:szCs w:val="32"/>
+        </w:rPr>
+        <w:t>Example: "Run as administrator" in Windows.</w:t>
+      </w:r>
+    </w:p>
+    <w:p>
+      <w:pPr>
         <w:tabs>
           <w:tab w:val="left" w:pos="1548"/>
         </w:tabs>
         <w:rPr>
           <w:rFonts w:ascii="Times New Roman" w:hAnsi="Times New Roman" w:cs="Times New Roman"/>
-          <w:sz w:val="32"/>
-          <w:szCs w:val="32"/>
-        </w:rPr>
-      </w:pPr>
-      <w:r>
-        <w:rPr>
-          <w:rFonts w:ascii="Times New Roman" w:hAnsi="Times New Roman" w:cs="Times New Roman"/>
-          <w:sz w:val="32"/>
-          <w:szCs w:val="32"/>
-        </w:rPr>
-        <w:t xml:space="preserve">These computers might be </w:t>
-      </w:r>
-      <w:r>
-        <w:rPr>
-          <w:rFonts w:ascii="Times New Roman" w:hAnsi="Times New Roman" w:cs="Times New Roman"/>
-          <w:b/>
-          <w:bCs/>
-          <w:sz w:val="32"/>
-          <w:szCs w:val="32"/>
-        </w:rPr>
-        <w:t>different types</w:t>
-      </w:r>
-      <w:r>
-        <w:rPr>
-          <w:rFonts w:ascii="Times New Roman" w:hAnsi="Times New Roman" w:cs="Times New Roman"/>
-          <w:sz w:val="32"/>
-          <w:szCs w:val="32"/>
-        </w:rPr>
-        <w:t xml:space="preserve"> (heterogeneous), but they still work as a group.</w:t>
-      </w:r>
-    </w:p>
-    <w:p>
-      <w:pPr>
-        <w:pStyle w:val="ListParagraph"/>
-        <w:numPr>
-          <w:ilvl w:val="0"/>
-          <w:numId w:val="89"/>
-        </w:numPr>
+          <w:b/>
+          <w:bCs/>
+          <w:color w:val="215E99" w:themeColor="text2" w:themeTint="BF"/>
+          <w:sz w:val="32"/>
+          <w:szCs w:val="32"/>
+        </w:rPr>
+      </w:pPr>
+      <w:r>
+        <w:rPr>
+          <w:rFonts w:ascii="Times New Roman" w:hAnsi="Times New Roman" w:cs="Times New Roman"/>
+          <w:b/>
+          <w:bCs/>
+          <w:color w:val="215E99" w:themeColor="text2" w:themeTint="BF"/>
+          <w:sz w:val="32"/>
+          <w:szCs w:val="32"/>
+        </w:rPr>
+        <w:t>Distributed Systems</w:t>
+      </w:r>
+    </w:p>
+    <w:p>
+      <w:pPr>
         <w:tabs>
           <w:tab w:val="left" w:pos="1548"/>
         </w:tabs>
@@ -15074,69 +15100,22 @@
           <w:sz w:val="32"/>
           <w:szCs w:val="32"/>
         </w:rPr>
-        <w:t xml:space="preserve">They are connected through a </w:t>
-      </w:r>
-      <w:r>
-        <w:rPr>
-          <w:rFonts w:ascii="Times New Roman" w:hAnsi="Times New Roman" w:cs="Times New Roman"/>
-          <w:b/>
-          <w:bCs/>
-          <w:sz w:val="32"/>
-          <w:szCs w:val="32"/>
-        </w:rPr>
-        <w:t>network</w:t>
-      </w:r>
-      <w:r>
-        <w:rPr>
-          <w:rFonts w:ascii="Times New Roman" w:hAnsi="Times New Roman" w:cs="Times New Roman"/>
-          <w:sz w:val="32"/>
-          <w:szCs w:val="32"/>
-        </w:rPr>
-        <w:t xml:space="preserve"> (a way for computers to talk to each other).</w:t>
-      </w:r>
-    </w:p>
-    <w:p>
-      <w:pPr>
-        <w:pStyle w:val="ListParagraph"/>
-        <w:numPr>
-          <w:ilvl w:val="0"/>
-          <w:numId w:val="89"/>
-        </w:numPr>
+        <w:t>A distributed system is a collection of many computers that are connected to each other through a network. These computers may be different in type or design, but they still work together as a single system. They share tasks and resources to complete work more efficiently. The connection between them is usually done through a network, and the most common way they communicate is by using the TCP/IP protocol, which is also used on the internet.</w:t>
+      </w:r>
+    </w:p>
+    <w:p>
+      <w:pPr>
         <w:tabs>
           <w:tab w:val="left" w:pos="1548"/>
         </w:tabs>
         <w:rPr>
           <w:rFonts w:ascii="Times New Roman" w:hAnsi="Times New Roman" w:cs="Times New Roman"/>
-          <w:sz w:val="32"/>
-          <w:szCs w:val="32"/>
-        </w:rPr>
-      </w:pPr>
-      <w:r>
-        <w:rPr>
-          <w:rFonts w:ascii="Times New Roman" w:hAnsi="Times New Roman" w:cs="Times New Roman"/>
-          <w:sz w:val="32"/>
-          <w:szCs w:val="32"/>
-        </w:rPr>
-        <w:t xml:space="preserve">The most common communication method is </w:t>
-      </w:r>
-      <w:r>
-        <w:rPr>
-          <w:rFonts w:ascii="Times New Roman" w:hAnsi="Times New Roman" w:cs="Times New Roman"/>
-          <w:b/>
-          <w:bCs/>
-          <w:sz w:val="32"/>
-          <w:szCs w:val="32"/>
-        </w:rPr>
-        <w:t>TCP/IP</w:t>
-      </w:r>
-      <w:r>
-        <w:rPr>
-          <w:rFonts w:ascii="Times New Roman" w:hAnsi="Times New Roman" w:cs="Times New Roman"/>
-          <w:sz w:val="32"/>
-          <w:szCs w:val="32"/>
-        </w:rPr>
-        <w:t xml:space="preserve"> (the internet protocol).</w:t>
-      </w:r>
+          <w:b/>
+          <w:bCs/>
+          <w:sz w:val="32"/>
+          <w:szCs w:val="32"/>
+        </w:rPr>
+      </w:pPr>
     </w:p>
     <w:p>
       <w:pPr>
@@ -15159,6 +15138,7 @@
           <w:sz w:val="32"/>
           <w:szCs w:val="32"/>
         </w:rPr>
+        <w:lastRenderedPageBreak/>
         <w:t>Types of Networks</w:t>
       </w:r>
     </w:p>
@@ -15255,7 +15235,6 @@
           <w:sz w:val="32"/>
           <w:szCs w:val="32"/>
         </w:rPr>
-        <w:lastRenderedPageBreak/>
         <w:t>MAN (Metropolitan Area Network):</w:t>
       </w:r>
       <w:r>
@@ -15490,7 +15469,7 @@
                     <pic:cNvPicPr/>
                   </pic:nvPicPr>
                   <pic:blipFill>
-                    <a:blip r:embed="rId31"/>
+                    <a:blip r:embed="rId33"/>
                     <a:stretch>
                       <a:fillRect/>
                     </a:stretch>
@@ -15615,6 +15594,7 @@
           <w:sz w:val="32"/>
           <w:szCs w:val="32"/>
         </w:rPr>
+        <w:lastRenderedPageBreak/>
         <w:t>These days, multiprocessor systems (computers with more than one processor) are becoming more common and important.</w:t>
       </w:r>
     </w:p>
@@ -15733,7 +15713,6 @@
           <w:sz w:val="32"/>
           <w:szCs w:val="32"/>
         </w:rPr>
-        <w:lastRenderedPageBreak/>
         <w:t>Economy of Scale:</w:t>
       </w:r>
       <w:r>
@@ -16050,6 +16029,7 @@
         <w:rPr>
           <w:noProof/>
         </w:rPr>
+        <w:lastRenderedPageBreak/>
         <w:drawing>
           <wp:inline distT="0" distB="0" distL="0" distR="0" wp14:anchorId="7064B79D" wp14:editId="5A61A525">
             <wp:extent cx="4678680" cy="3542093"/>
@@ -16080,7 +16060,7 @@
                     </pic:cNvPicPr>
                   </pic:nvPicPr>
                   <pic:blipFill>
-                    <a:blip r:embed="rId32" cstate="print">
+                    <a:blip r:embed="rId34" cstate="print">
                       <a:extLst>
                         <a:ext uri="{28A0092B-C50C-407E-A947-70E740481C1C}">
                           <a14:useLocalDpi xmlns:a14="http://schemas.microsoft.com/office/drawing/2010/main" val="0"/>
@@ -16117,565 +16097,6 @@
         <w:tabs>
           <w:tab w:val="left" w:pos="1548"/>
         </w:tabs>
-        <w:rPr>
-          <w:rFonts w:ascii="Times New Roman" w:hAnsi="Times New Roman" w:cs="Times New Roman"/>
-          <w:b/>
-          <w:bCs/>
-          <w:color w:val="215E99" w:themeColor="text2" w:themeTint="BF"/>
-          <w:sz w:val="32"/>
-          <w:szCs w:val="32"/>
-        </w:rPr>
-      </w:pPr>
-      <w:r>
-        <w:rPr>
-          <w:rFonts w:ascii="Times New Roman" w:hAnsi="Times New Roman" w:cs="Times New Roman"/>
-          <w:b/>
-          <w:bCs/>
-          <w:color w:val="215E99" w:themeColor="text2" w:themeTint="BF"/>
-          <w:sz w:val="32"/>
-          <w:szCs w:val="32"/>
-        </w:rPr>
-        <w:t xml:space="preserve">Single-Core </w:t>
-      </w:r>
-      <w:r>
-        <w:rPr>
-          <w:rFonts w:ascii="Times New Roman" w:hAnsi="Times New Roman" w:cs="Times New Roman"/>
-          <w:b/>
-          <w:bCs/>
-          <w:color w:val="215E99" w:themeColor="text2" w:themeTint="BF"/>
-          <w:sz w:val="32"/>
-          <w:szCs w:val="32"/>
-        </w:rPr>
-        <w:t>Processor</w:t>
-      </w:r>
-      <w:r>
-        <w:rPr>
-          <w:rFonts w:ascii="Times New Roman" w:hAnsi="Times New Roman" w:cs="Times New Roman"/>
-          <w:b/>
-          <w:bCs/>
-          <w:color w:val="215E99" w:themeColor="text2" w:themeTint="BF"/>
-          <w:sz w:val="32"/>
-          <w:szCs w:val="32"/>
-        </w:rPr>
-        <w:t xml:space="preserve"> vs Multicore </w:t>
-      </w:r>
-      <w:r>
-        <w:rPr>
-          <w:rFonts w:ascii="Times New Roman" w:hAnsi="Times New Roman" w:cs="Times New Roman"/>
-          <w:b/>
-          <w:bCs/>
-          <w:color w:val="215E99" w:themeColor="text2" w:themeTint="BF"/>
-          <w:sz w:val="32"/>
-          <w:szCs w:val="32"/>
-        </w:rPr>
-        <w:t xml:space="preserve">Processor </w:t>
-      </w:r>
-    </w:p>
-    <w:p>
-      <w:pPr>
-        <w:tabs>
-          <w:tab w:val="left" w:pos="1548"/>
-        </w:tabs>
-        <w:rPr>
-          <w:rFonts w:ascii="Times New Roman" w:hAnsi="Times New Roman" w:cs="Times New Roman"/>
-          <w:b/>
-          <w:bCs/>
-          <w:color w:val="0D0D0D" w:themeColor="text1" w:themeTint="F2"/>
-          <w:sz w:val="32"/>
-          <w:szCs w:val="32"/>
-        </w:rPr>
-      </w:pPr>
-      <w:r>
-        <w:rPr>
-          <w:rFonts w:ascii="Times New Roman" w:hAnsi="Times New Roman" w:cs="Times New Roman"/>
-          <w:b/>
-          <w:bCs/>
-          <w:color w:val="0D0D0D" w:themeColor="text1" w:themeTint="F2"/>
-          <w:sz w:val="32"/>
-          <w:szCs w:val="32"/>
-        </w:rPr>
-        <w:lastRenderedPageBreak/>
-        <w:t>1. Single-Core CPU</w:t>
-      </w:r>
-    </w:p>
-    <w:p>
-      <w:pPr>
-        <w:pStyle w:val="ListParagraph"/>
-        <w:numPr>
-          <w:ilvl w:val="0"/>
-          <w:numId w:val="99"/>
-        </w:numPr>
-        <w:tabs>
-          <w:tab w:val="left" w:pos="1548"/>
-        </w:tabs>
-        <w:rPr>
-          <w:rFonts w:ascii="Times New Roman" w:hAnsi="Times New Roman" w:cs="Times New Roman"/>
-          <w:color w:val="0D0D0D" w:themeColor="text1" w:themeTint="F2"/>
-          <w:sz w:val="32"/>
-          <w:szCs w:val="32"/>
-        </w:rPr>
-      </w:pPr>
-      <w:r>
-        <w:rPr>
-          <w:rFonts w:ascii="Times New Roman" w:hAnsi="Times New Roman" w:cs="Times New Roman"/>
-          <w:color w:val="0D0D0D" w:themeColor="text1" w:themeTint="F2"/>
-          <w:sz w:val="32"/>
-          <w:szCs w:val="32"/>
-        </w:rPr>
-        <w:t xml:space="preserve">A </w:t>
-      </w:r>
-      <w:r>
-        <w:rPr>
-          <w:rFonts w:ascii="Times New Roman" w:hAnsi="Times New Roman" w:cs="Times New Roman"/>
-          <w:b/>
-          <w:bCs/>
-          <w:color w:val="0D0D0D" w:themeColor="text1" w:themeTint="F2"/>
-          <w:sz w:val="32"/>
-          <w:szCs w:val="32"/>
-        </w:rPr>
-        <w:t>single-core CPU</w:t>
-      </w:r>
-      <w:r>
-        <w:rPr>
-          <w:rFonts w:ascii="Times New Roman" w:hAnsi="Times New Roman" w:cs="Times New Roman"/>
-          <w:color w:val="0D0D0D" w:themeColor="text1" w:themeTint="F2"/>
-          <w:sz w:val="32"/>
-          <w:szCs w:val="32"/>
-        </w:rPr>
-        <w:t xml:space="preserve"> has only </w:t>
-      </w:r>
-      <w:r>
-        <w:rPr>
-          <w:rFonts w:ascii="Times New Roman" w:hAnsi="Times New Roman" w:cs="Times New Roman"/>
-          <w:b/>
-          <w:bCs/>
-          <w:color w:val="0D0D0D" w:themeColor="text1" w:themeTint="F2"/>
-          <w:sz w:val="32"/>
-          <w:szCs w:val="32"/>
-        </w:rPr>
-        <w:t>one processing unit</w:t>
-      </w:r>
-      <w:r>
-        <w:rPr>
-          <w:rFonts w:ascii="Times New Roman" w:hAnsi="Times New Roman" w:cs="Times New Roman"/>
-          <w:color w:val="0D0D0D" w:themeColor="text1" w:themeTint="F2"/>
-          <w:sz w:val="32"/>
-          <w:szCs w:val="32"/>
-        </w:rPr>
-        <w:t>.</w:t>
-      </w:r>
-    </w:p>
-    <w:p>
-      <w:pPr>
-        <w:pStyle w:val="ListParagraph"/>
-        <w:numPr>
-          <w:ilvl w:val="0"/>
-          <w:numId w:val="99"/>
-        </w:numPr>
-        <w:tabs>
-          <w:tab w:val="left" w:pos="1548"/>
-        </w:tabs>
-        <w:rPr>
-          <w:rFonts w:ascii="Times New Roman" w:hAnsi="Times New Roman" w:cs="Times New Roman"/>
-          <w:color w:val="0D0D0D" w:themeColor="text1" w:themeTint="F2"/>
-          <w:sz w:val="32"/>
-          <w:szCs w:val="32"/>
-        </w:rPr>
-      </w:pPr>
-      <w:r>
-        <w:rPr>
-          <w:rFonts w:ascii="Times New Roman" w:hAnsi="Times New Roman" w:cs="Times New Roman"/>
-          <w:color w:val="0D0D0D" w:themeColor="text1" w:themeTint="F2"/>
-          <w:sz w:val="32"/>
-          <w:szCs w:val="32"/>
-        </w:rPr>
-        <w:t xml:space="preserve">It can run </w:t>
-      </w:r>
-      <w:r>
-        <w:rPr>
-          <w:rFonts w:ascii="Times New Roman" w:hAnsi="Times New Roman" w:cs="Times New Roman"/>
-          <w:b/>
-          <w:bCs/>
-          <w:color w:val="0D0D0D" w:themeColor="text1" w:themeTint="F2"/>
-          <w:sz w:val="32"/>
-          <w:szCs w:val="32"/>
-        </w:rPr>
-        <w:t>only one instruction at a time</w:t>
-      </w:r>
-      <w:r>
-        <w:rPr>
-          <w:rFonts w:ascii="Times New Roman" w:hAnsi="Times New Roman" w:cs="Times New Roman"/>
-          <w:color w:val="0D0D0D" w:themeColor="text1" w:themeTint="F2"/>
-          <w:sz w:val="32"/>
-          <w:szCs w:val="32"/>
-        </w:rPr>
-        <w:t>.</w:t>
-      </w:r>
-    </w:p>
-    <w:p>
-      <w:pPr>
-        <w:pStyle w:val="ListParagraph"/>
-        <w:numPr>
-          <w:ilvl w:val="0"/>
-          <w:numId w:val="99"/>
-        </w:numPr>
-        <w:tabs>
-          <w:tab w:val="left" w:pos="1548"/>
-        </w:tabs>
-        <w:rPr>
-          <w:rFonts w:ascii="Times New Roman" w:hAnsi="Times New Roman" w:cs="Times New Roman"/>
-          <w:color w:val="0D0D0D" w:themeColor="text1" w:themeTint="F2"/>
-          <w:sz w:val="32"/>
-          <w:szCs w:val="32"/>
-        </w:rPr>
-      </w:pPr>
-      <w:r>
-        <w:rPr>
-          <w:rFonts w:ascii="Times New Roman" w:hAnsi="Times New Roman" w:cs="Times New Roman"/>
-          <w:color w:val="0D0D0D" w:themeColor="text1" w:themeTint="F2"/>
-          <w:sz w:val="32"/>
-          <w:szCs w:val="32"/>
-        </w:rPr>
-        <w:t xml:space="preserve">If many programs are open, the CPU </w:t>
-      </w:r>
-      <w:r>
-        <w:rPr>
-          <w:rFonts w:ascii="Times New Roman" w:hAnsi="Times New Roman" w:cs="Times New Roman"/>
-          <w:b/>
-          <w:bCs/>
-          <w:color w:val="0D0D0D" w:themeColor="text1" w:themeTint="F2"/>
-          <w:sz w:val="32"/>
-          <w:szCs w:val="32"/>
-        </w:rPr>
-        <w:t>switches between them very quickly</w:t>
-      </w:r>
-      <w:r>
-        <w:rPr>
-          <w:rFonts w:ascii="Times New Roman" w:hAnsi="Times New Roman" w:cs="Times New Roman"/>
-          <w:color w:val="0D0D0D" w:themeColor="text1" w:themeTint="F2"/>
-          <w:sz w:val="32"/>
-          <w:szCs w:val="32"/>
-        </w:rPr>
-        <w:t xml:space="preserve"> (time-sharing), so it </w:t>
-      </w:r>
-      <w:r>
-        <w:rPr>
-          <w:rFonts w:ascii="Times New Roman" w:hAnsi="Times New Roman" w:cs="Times New Roman"/>
-          <w:i/>
-          <w:iCs/>
-          <w:color w:val="0D0D0D" w:themeColor="text1" w:themeTint="F2"/>
-          <w:sz w:val="32"/>
-          <w:szCs w:val="32"/>
-        </w:rPr>
-        <w:t>looks</w:t>
-      </w:r>
-      <w:r>
-        <w:rPr>
-          <w:rFonts w:ascii="Times New Roman" w:hAnsi="Times New Roman" w:cs="Times New Roman"/>
-          <w:color w:val="0D0D0D" w:themeColor="text1" w:themeTint="F2"/>
-          <w:sz w:val="32"/>
-          <w:szCs w:val="32"/>
-        </w:rPr>
-        <w:t xml:space="preserve"> like they are running together, but actually they take turns.</w:t>
-      </w:r>
-    </w:p>
-    <w:p>
-      <w:pPr>
-        <w:pStyle w:val="ListParagraph"/>
-        <w:numPr>
-          <w:ilvl w:val="0"/>
-          <w:numId w:val="99"/>
-        </w:numPr>
-        <w:tabs>
-          <w:tab w:val="left" w:pos="1548"/>
-        </w:tabs>
-        <w:rPr>
-          <w:rFonts w:ascii="Times New Roman" w:hAnsi="Times New Roman" w:cs="Times New Roman"/>
-          <w:color w:val="0D0D0D" w:themeColor="text1" w:themeTint="F2"/>
-          <w:sz w:val="32"/>
-          <w:szCs w:val="32"/>
-        </w:rPr>
-      </w:pPr>
-      <w:r>
-        <w:rPr>
-          <w:rFonts w:ascii="Times New Roman" w:hAnsi="Times New Roman" w:cs="Times New Roman"/>
-          <w:color w:val="0D0D0D" w:themeColor="text1" w:themeTint="F2"/>
-          <w:sz w:val="32"/>
-          <w:szCs w:val="32"/>
-        </w:rPr>
-        <w:t xml:space="preserve">Example: One teacher teaching many students </w:t>
-      </w:r>
-      <w:r>
-        <w:rPr>
-          <w:rFonts w:ascii="Times New Roman" w:hAnsi="Times New Roman" w:cs="Times New Roman"/>
-          <w:b/>
-          <w:bCs/>
-          <w:color w:val="0D0D0D" w:themeColor="text1" w:themeTint="F2"/>
-          <w:sz w:val="32"/>
-          <w:szCs w:val="32"/>
-        </w:rPr>
-        <w:t>one by one</w:t>
-      </w:r>
-      <w:r>
-        <w:rPr>
-          <w:rFonts w:ascii="Times New Roman" w:hAnsi="Times New Roman" w:cs="Times New Roman"/>
-          <w:color w:val="0D0D0D" w:themeColor="text1" w:themeTint="F2"/>
-          <w:sz w:val="32"/>
-          <w:szCs w:val="32"/>
-        </w:rPr>
-        <w:t>.</w:t>
-      </w:r>
-    </w:p>
-    <w:p>
-      <w:pPr>
-        <w:tabs>
-          <w:tab w:val="left" w:pos="1548"/>
-        </w:tabs>
-        <w:rPr>
-          <w:rFonts w:ascii="Times New Roman" w:hAnsi="Times New Roman" w:cs="Times New Roman"/>
-          <w:b/>
-          <w:bCs/>
-          <w:color w:val="0D0D0D" w:themeColor="text1" w:themeTint="F2"/>
-          <w:sz w:val="32"/>
-          <w:szCs w:val="32"/>
-        </w:rPr>
-      </w:pPr>
-      <w:r>
-        <w:rPr>
-          <w:rFonts w:ascii="Times New Roman" w:hAnsi="Times New Roman" w:cs="Times New Roman"/>
-          <w:b/>
-          <w:bCs/>
-          <w:color w:val="0D0D0D" w:themeColor="text1" w:themeTint="F2"/>
-          <w:sz w:val="32"/>
-          <w:szCs w:val="32"/>
-        </w:rPr>
-        <w:t xml:space="preserve">2. </w:t>
-      </w:r>
-      <w:r>
-        <w:rPr>
-          <w:rFonts w:ascii="Times New Roman" w:hAnsi="Times New Roman" w:cs="Times New Roman"/>
-          <w:b/>
-          <w:bCs/>
-          <w:color w:val="0D0D0D" w:themeColor="text1" w:themeTint="F2"/>
-          <w:sz w:val="32"/>
-          <w:szCs w:val="32"/>
-        </w:rPr>
-        <w:t>Multi-Core CPU</w:t>
-      </w:r>
-    </w:p>
-    <w:p>
-      <w:pPr>
-        <w:pStyle w:val="ListParagraph"/>
-        <w:numPr>
-          <w:ilvl w:val="0"/>
-          <w:numId w:val="100"/>
-        </w:numPr>
-        <w:tabs>
-          <w:tab w:val="left" w:pos="1548"/>
-        </w:tabs>
-        <w:rPr>
-          <w:rFonts w:ascii="Times New Roman" w:hAnsi="Times New Roman" w:cs="Times New Roman"/>
-          <w:color w:val="0D0D0D" w:themeColor="text1" w:themeTint="F2"/>
-          <w:sz w:val="32"/>
-          <w:szCs w:val="32"/>
-        </w:rPr>
-      </w:pPr>
-      <w:r>
-        <w:rPr>
-          <w:rFonts w:ascii="Times New Roman" w:hAnsi="Times New Roman" w:cs="Times New Roman"/>
-          <w:color w:val="0D0D0D" w:themeColor="text1" w:themeTint="F2"/>
-          <w:sz w:val="32"/>
-          <w:szCs w:val="32"/>
-        </w:rPr>
-        <w:t xml:space="preserve">A </w:t>
-      </w:r>
-      <w:r>
-        <w:rPr>
-          <w:rFonts w:ascii="Times New Roman" w:hAnsi="Times New Roman" w:cs="Times New Roman"/>
-          <w:b/>
-          <w:bCs/>
-          <w:color w:val="0D0D0D" w:themeColor="text1" w:themeTint="F2"/>
-          <w:sz w:val="32"/>
-          <w:szCs w:val="32"/>
-        </w:rPr>
-        <w:t>multi-core CPU</w:t>
-      </w:r>
-      <w:r>
-        <w:rPr>
-          <w:rFonts w:ascii="Times New Roman" w:hAnsi="Times New Roman" w:cs="Times New Roman"/>
-          <w:color w:val="0D0D0D" w:themeColor="text1" w:themeTint="F2"/>
-          <w:sz w:val="32"/>
-          <w:szCs w:val="32"/>
-        </w:rPr>
-        <w:t xml:space="preserve"> has </w:t>
-      </w:r>
-      <w:r>
-        <w:rPr>
-          <w:rFonts w:ascii="Times New Roman" w:hAnsi="Times New Roman" w:cs="Times New Roman"/>
-          <w:b/>
-          <w:bCs/>
-          <w:color w:val="0D0D0D" w:themeColor="text1" w:themeTint="F2"/>
-          <w:sz w:val="32"/>
-          <w:szCs w:val="32"/>
-        </w:rPr>
-        <w:t>two or more processing units</w:t>
-      </w:r>
-      <w:r>
-        <w:rPr>
-          <w:rFonts w:ascii="Times New Roman" w:hAnsi="Times New Roman" w:cs="Times New Roman"/>
-          <w:color w:val="0D0D0D" w:themeColor="text1" w:themeTint="F2"/>
-          <w:sz w:val="32"/>
-          <w:szCs w:val="32"/>
-        </w:rPr>
-        <w:t xml:space="preserve"> (cores) inside one chip.</w:t>
-      </w:r>
-    </w:p>
-    <w:p>
-      <w:pPr>
-        <w:pStyle w:val="ListParagraph"/>
-        <w:numPr>
-          <w:ilvl w:val="0"/>
-          <w:numId w:val="100"/>
-        </w:numPr>
-        <w:tabs>
-          <w:tab w:val="left" w:pos="1548"/>
-        </w:tabs>
-        <w:rPr>
-          <w:rFonts w:ascii="Times New Roman" w:hAnsi="Times New Roman" w:cs="Times New Roman"/>
-          <w:color w:val="0D0D0D" w:themeColor="text1" w:themeTint="F2"/>
-          <w:sz w:val="32"/>
-          <w:szCs w:val="32"/>
-        </w:rPr>
-      </w:pPr>
-      <w:r>
-        <w:rPr>
-          <w:rFonts w:ascii="Times New Roman" w:hAnsi="Times New Roman" w:cs="Times New Roman"/>
-          <w:color w:val="0D0D0D" w:themeColor="text1" w:themeTint="F2"/>
-          <w:sz w:val="32"/>
-          <w:szCs w:val="32"/>
-        </w:rPr>
-        <w:t xml:space="preserve">Each core can run instructions </w:t>
-      </w:r>
-      <w:r>
-        <w:rPr>
-          <w:rFonts w:ascii="Times New Roman" w:hAnsi="Times New Roman" w:cs="Times New Roman"/>
-          <w:b/>
-          <w:bCs/>
-          <w:color w:val="0D0D0D" w:themeColor="text1" w:themeTint="F2"/>
-          <w:sz w:val="32"/>
-          <w:szCs w:val="32"/>
-        </w:rPr>
-        <w:t>independently</w:t>
-      </w:r>
-      <w:r>
-        <w:rPr>
-          <w:rFonts w:ascii="Times New Roman" w:hAnsi="Times New Roman" w:cs="Times New Roman"/>
-          <w:color w:val="0D0D0D" w:themeColor="text1" w:themeTint="F2"/>
-          <w:sz w:val="32"/>
-          <w:szCs w:val="32"/>
-        </w:rPr>
-        <w:t>.</w:t>
-      </w:r>
-    </w:p>
-    <w:p>
-      <w:pPr>
-        <w:pStyle w:val="ListParagraph"/>
-        <w:numPr>
-          <w:ilvl w:val="0"/>
-          <w:numId w:val="100"/>
-        </w:numPr>
-        <w:tabs>
-          <w:tab w:val="left" w:pos="1548"/>
-        </w:tabs>
-        <w:rPr>
-          <w:rFonts w:ascii="Times New Roman" w:hAnsi="Times New Roman" w:cs="Times New Roman"/>
-          <w:color w:val="0D0D0D" w:themeColor="text1" w:themeTint="F2"/>
-          <w:sz w:val="32"/>
-          <w:szCs w:val="32"/>
-        </w:rPr>
-      </w:pPr>
-      <w:r>
-        <w:rPr>
-          <w:rFonts w:ascii="Times New Roman" w:hAnsi="Times New Roman" w:cs="Times New Roman"/>
-          <w:color w:val="0D0D0D" w:themeColor="text1" w:themeTint="F2"/>
-          <w:sz w:val="32"/>
-          <w:szCs w:val="32"/>
-        </w:rPr>
-        <w:t xml:space="preserve">This means </w:t>
-      </w:r>
-      <w:r>
-        <w:rPr>
-          <w:rFonts w:ascii="Times New Roman" w:hAnsi="Times New Roman" w:cs="Times New Roman"/>
-          <w:b/>
-          <w:bCs/>
-          <w:color w:val="0D0D0D" w:themeColor="text1" w:themeTint="F2"/>
-          <w:sz w:val="32"/>
-          <w:szCs w:val="32"/>
-        </w:rPr>
-        <w:t>true parallelism</w:t>
-      </w:r>
-      <w:r>
-        <w:rPr>
-          <w:rFonts w:ascii="Times New Roman" w:hAnsi="Times New Roman" w:cs="Times New Roman"/>
-          <w:color w:val="0D0D0D" w:themeColor="text1" w:themeTint="F2"/>
-          <w:sz w:val="32"/>
-          <w:szCs w:val="32"/>
-        </w:rPr>
-        <w:t xml:space="preserve"> → multiple programs (or threads of a program) can really run at the same time.</w:t>
-      </w:r>
-    </w:p>
-    <w:p>
-      <w:pPr>
-        <w:pStyle w:val="ListParagraph"/>
-        <w:numPr>
-          <w:ilvl w:val="0"/>
-          <w:numId w:val="100"/>
-        </w:numPr>
-        <w:tabs>
-          <w:tab w:val="left" w:pos="1548"/>
-        </w:tabs>
-        <w:rPr>
-          <w:rFonts w:ascii="Times New Roman" w:hAnsi="Times New Roman" w:cs="Times New Roman"/>
-          <w:color w:val="0D0D0D" w:themeColor="text1" w:themeTint="F2"/>
-          <w:sz w:val="32"/>
-          <w:szCs w:val="32"/>
-        </w:rPr>
-      </w:pPr>
-      <w:r>
-        <w:rPr>
-          <w:rFonts w:ascii="Times New Roman" w:hAnsi="Times New Roman" w:cs="Times New Roman"/>
-          <w:color w:val="0D0D0D" w:themeColor="text1" w:themeTint="F2"/>
-          <w:sz w:val="32"/>
-          <w:szCs w:val="32"/>
-        </w:rPr>
-        <w:t xml:space="preserve">Example: Two or more teachers teaching different students </w:t>
-      </w:r>
-      <w:r>
-        <w:rPr>
-          <w:rFonts w:ascii="Times New Roman" w:hAnsi="Times New Roman" w:cs="Times New Roman"/>
-          <w:b/>
-          <w:bCs/>
-          <w:color w:val="0D0D0D" w:themeColor="text1" w:themeTint="F2"/>
-          <w:sz w:val="32"/>
-          <w:szCs w:val="32"/>
-        </w:rPr>
-        <w:t>at the same time</w:t>
-      </w:r>
-      <w:r>
-        <w:rPr>
-          <w:rFonts w:ascii="Times New Roman" w:hAnsi="Times New Roman" w:cs="Times New Roman"/>
-          <w:color w:val="0D0D0D" w:themeColor="text1" w:themeTint="F2"/>
-          <w:sz w:val="32"/>
-          <w:szCs w:val="32"/>
-        </w:rPr>
-        <w:t xml:space="preserve"> in the same classroom.</w:t>
-      </w:r>
-    </w:p>
-    <w:p>
-      <w:pPr>
-        <w:tabs>
-          <w:tab w:val="left" w:pos="1548"/>
-        </w:tabs>
         <w:jc w:val="center"/>
         <w:rPr>
           <w:rFonts w:ascii="Times New Roman" w:hAnsi="Times New Roman" w:cs="Times New Roman"/>
@@ -16706,7 +16127,7 @@
                     </pic:cNvPicPr>
                   </pic:nvPicPr>
                   <pic:blipFill>
-                    <a:blip r:embed="rId33">
+                    <a:blip r:embed="rId35">
                       <a:extLst>
                         <a:ext uri="{28A0092B-C50C-407E-A947-70E740481C1C}">
                           <a14:useLocalDpi xmlns:a14="http://schemas.microsoft.com/office/drawing/2010/main" val="0"/>
@@ -16800,295 +16221,6 @@
           <w:sz w:val="32"/>
           <w:szCs w:val="32"/>
         </w:rPr>
-        <w:t>Single-Core CPU</w:t>
-      </w:r>
-    </w:p>
-    <w:p>
-      <w:pPr>
-        <w:pStyle w:val="ListParagraph"/>
-        <w:numPr>
-          <w:ilvl w:val="0"/>
-          <w:numId w:val="104"/>
-        </w:numPr>
-        <w:tabs>
-          <w:tab w:val="left" w:pos="1548"/>
-        </w:tabs>
-        <w:rPr>
-          <w:rFonts w:ascii="Times New Roman" w:hAnsi="Times New Roman" w:cs="Times New Roman"/>
-          <w:color w:val="0D0D0D" w:themeColor="text1" w:themeTint="F2"/>
-          <w:sz w:val="32"/>
-          <w:szCs w:val="32"/>
-        </w:rPr>
-      </w:pPr>
-      <w:r>
-        <w:rPr>
-          <w:rFonts w:ascii="Times New Roman" w:hAnsi="Times New Roman" w:cs="Times New Roman"/>
-          <w:color w:val="0D0D0D" w:themeColor="text1" w:themeTint="F2"/>
-          <w:sz w:val="32"/>
-          <w:szCs w:val="32"/>
-        </w:rPr>
-        <w:lastRenderedPageBreak/>
-        <w:t>A single-core CPU has only one processing unit.</w:t>
-      </w:r>
-    </w:p>
-    <w:p>
-      <w:pPr>
-        <w:pStyle w:val="ListParagraph"/>
-        <w:numPr>
-          <w:ilvl w:val="0"/>
-          <w:numId w:val="104"/>
-        </w:numPr>
-        <w:tabs>
-          <w:tab w:val="left" w:pos="1548"/>
-        </w:tabs>
-        <w:rPr>
-          <w:rFonts w:ascii="Times New Roman" w:hAnsi="Times New Roman" w:cs="Times New Roman"/>
-          <w:color w:val="0D0D0D" w:themeColor="text1" w:themeTint="F2"/>
-          <w:sz w:val="32"/>
-          <w:szCs w:val="32"/>
-        </w:rPr>
-      </w:pPr>
-      <w:r>
-        <w:rPr>
-          <w:rFonts w:ascii="Times New Roman" w:hAnsi="Times New Roman" w:cs="Times New Roman"/>
-          <w:color w:val="0D0D0D" w:themeColor="text1" w:themeTint="F2"/>
-          <w:sz w:val="32"/>
-          <w:szCs w:val="32"/>
-        </w:rPr>
-        <w:t>It can run only one instruction at a time.</w:t>
-      </w:r>
-    </w:p>
-    <w:p>
-      <w:pPr>
-        <w:pStyle w:val="ListParagraph"/>
-        <w:numPr>
-          <w:ilvl w:val="0"/>
-          <w:numId w:val="104"/>
-        </w:numPr>
-        <w:tabs>
-          <w:tab w:val="left" w:pos="1548"/>
-        </w:tabs>
-        <w:rPr>
-          <w:rFonts w:ascii="Times New Roman" w:hAnsi="Times New Roman" w:cs="Times New Roman"/>
-          <w:color w:val="0D0D0D" w:themeColor="text1" w:themeTint="F2"/>
-          <w:sz w:val="32"/>
-          <w:szCs w:val="32"/>
-        </w:rPr>
-      </w:pPr>
-      <w:r>
-        <w:rPr>
-          <w:rFonts w:ascii="Times New Roman" w:hAnsi="Times New Roman" w:cs="Times New Roman"/>
-          <w:color w:val="0D0D0D" w:themeColor="text1" w:themeTint="F2"/>
-          <w:sz w:val="32"/>
-          <w:szCs w:val="32"/>
-        </w:rPr>
-        <w:t xml:space="preserve">If many programs are open, the CPU switches between them very quickly (time-sharing), so it </w:t>
-      </w:r>
-      <w:r>
-        <w:rPr>
-          <w:rFonts w:ascii="Times New Roman" w:hAnsi="Times New Roman" w:cs="Times New Roman"/>
-          <w:i/>
-          <w:iCs/>
-          <w:color w:val="0D0D0D" w:themeColor="text1" w:themeTint="F2"/>
-          <w:sz w:val="32"/>
-          <w:szCs w:val="32"/>
-        </w:rPr>
-        <w:t>looks</w:t>
-      </w:r>
-      <w:r>
-        <w:rPr>
-          <w:rFonts w:ascii="Times New Roman" w:hAnsi="Times New Roman" w:cs="Times New Roman"/>
-          <w:color w:val="0D0D0D" w:themeColor="text1" w:themeTint="F2"/>
-          <w:sz w:val="32"/>
-          <w:szCs w:val="32"/>
-        </w:rPr>
-        <w:t xml:space="preserve"> like they are running together, but actually they take turns.</w:t>
-      </w:r>
-    </w:p>
-    <w:p>
-      <w:pPr>
-        <w:pStyle w:val="ListParagraph"/>
-        <w:numPr>
-          <w:ilvl w:val="0"/>
-          <w:numId w:val="104"/>
-        </w:numPr>
-        <w:tabs>
-          <w:tab w:val="left" w:pos="1548"/>
-        </w:tabs>
-        <w:rPr>
-          <w:rFonts w:ascii="Times New Roman" w:hAnsi="Times New Roman" w:cs="Times New Roman"/>
-          <w:color w:val="0D0D0D" w:themeColor="text1" w:themeTint="F2"/>
-          <w:sz w:val="32"/>
-          <w:szCs w:val="32"/>
-        </w:rPr>
-      </w:pPr>
-      <w:r>
-        <w:rPr>
-          <w:rFonts w:ascii="Times New Roman" w:hAnsi="Times New Roman" w:cs="Times New Roman"/>
-          <w:color w:val="0D0D0D" w:themeColor="text1" w:themeTint="F2"/>
-          <w:sz w:val="32"/>
-          <w:szCs w:val="32"/>
-        </w:rPr>
-        <w:t>Example: One teacher teaching many students one by one.</w:t>
-      </w:r>
-    </w:p>
-    <w:p>
-      <w:pPr>
-        <w:tabs>
-          <w:tab w:val="left" w:pos="1548"/>
-        </w:tabs>
-        <w:rPr>
-          <w:rFonts w:ascii="Times New Roman" w:hAnsi="Times New Roman" w:cs="Times New Roman"/>
-          <w:b/>
-          <w:bCs/>
-          <w:color w:val="0D0D0D" w:themeColor="text1" w:themeTint="F2"/>
-          <w:sz w:val="32"/>
-          <w:szCs w:val="32"/>
-        </w:rPr>
-      </w:pPr>
-      <w:r>
-        <w:rPr>
-          <w:rFonts w:ascii="Times New Roman" w:hAnsi="Times New Roman" w:cs="Times New Roman"/>
-          <w:b/>
-          <w:bCs/>
-          <w:color w:val="0D0D0D" w:themeColor="text1" w:themeTint="F2"/>
-          <w:sz w:val="32"/>
-          <w:szCs w:val="32"/>
-        </w:rPr>
-        <w:t>Multi-Core CPU</w:t>
-      </w:r>
-    </w:p>
-    <w:p>
-      <w:pPr>
-        <w:pStyle w:val="ListParagraph"/>
-        <w:numPr>
-          <w:ilvl w:val="0"/>
-          <w:numId w:val="105"/>
-        </w:numPr>
-        <w:tabs>
-          <w:tab w:val="left" w:pos="1548"/>
-        </w:tabs>
-        <w:rPr>
-          <w:rFonts w:ascii="Times New Roman" w:hAnsi="Times New Roman" w:cs="Times New Roman"/>
-          <w:color w:val="0D0D0D" w:themeColor="text1" w:themeTint="F2"/>
-          <w:sz w:val="32"/>
-          <w:szCs w:val="32"/>
-        </w:rPr>
-      </w:pPr>
-      <w:r>
-        <w:rPr>
-          <w:rFonts w:ascii="Times New Roman" w:hAnsi="Times New Roman" w:cs="Times New Roman"/>
-          <w:color w:val="0D0D0D" w:themeColor="text1" w:themeTint="F2"/>
-          <w:sz w:val="32"/>
-          <w:szCs w:val="32"/>
-        </w:rPr>
-        <w:t>A multi-core CPU has two or more processing units (cores) inside one chip.</w:t>
-      </w:r>
-    </w:p>
-    <w:p>
-      <w:pPr>
-        <w:pStyle w:val="ListParagraph"/>
-        <w:numPr>
-          <w:ilvl w:val="0"/>
-          <w:numId w:val="105"/>
-        </w:numPr>
-        <w:tabs>
-          <w:tab w:val="left" w:pos="1548"/>
-        </w:tabs>
-        <w:rPr>
-          <w:rFonts w:ascii="Times New Roman" w:hAnsi="Times New Roman" w:cs="Times New Roman"/>
-          <w:color w:val="0D0D0D" w:themeColor="text1" w:themeTint="F2"/>
-          <w:sz w:val="32"/>
-          <w:szCs w:val="32"/>
-        </w:rPr>
-      </w:pPr>
-      <w:r>
-        <w:rPr>
-          <w:rFonts w:ascii="Times New Roman" w:hAnsi="Times New Roman" w:cs="Times New Roman"/>
-          <w:color w:val="0D0D0D" w:themeColor="text1" w:themeTint="F2"/>
-          <w:sz w:val="32"/>
-          <w:szCs w:val="32"/>
-        </w:rPr>
-        <w:t>Each core can run instructions independently.</w:t>
-      </w:r>
-    </w:p>
-    <w:p>
-      <w:pPr>
-        <w:pStyle w:val="ListParagraph"/>
-        <w:numPr>
-          <w:ilvl w:val="0"/>
-          <w:numId w:val="105"/>
-        </w:numPr>
-        <w:tabs>
-          <w:tab w:val="left" w:pos="1548"/>
-        </w:tabs>
-        <w:rPr>
-          <w:rFonts w:ascii="Times New Roman" w:hAnsi="Times New Roman" w:cs="Times New Roman"/>
-          <w:color w:val="0D0D0D" w:themeColor="text1" w:themeTint="F2"/>
-          <w:sz w:val="32"/>
-          <w:szCs w:val="32"/>
-        </w:rPr>
-      </w:pPr>
-      <w:r>
-        <w:rPr>
-          <w:rFonts w:ascii="Times New Roman" w:hAnsi="Times New Roman" w:cs="Times New Roman"/>
-          <w:color w:val="0D0D0D" w:themeColor="text1" w:themeTint="F2"/>
-          <w:sz w:val="32"/>
-          <w:szCs w:val="32"/>
-        </w:rPr>
-        <w:t>This means true parallelism → multiple programs (or threads of a program) can really run at the same time.</w:t>
-      </w:r>
-    </w:p>
-    <w:p>
-      <w:pPr>
-        <w:pStyle w:val="ListParagraph"/>
-        <w:numPr>
-          <w:ilvl w:val="0"/>
-          <w:numId w:val="105"/>
-        </w:numPr>
-        <w:tabs>
-          <w:tab w:val="left" w:pos="1548"/>
-        </w:tabs>
-        <w:rPr>
-          <w:rFonts w:ascii="Times New Roman" w:hAnsi="Times New Roman" w:cs="Times New Roman"/>
-          <w:color w:val="0D0D0D" w:themeColor="text1" w:themeTint="F2"/>
-          <w:sz w:val="32"/>
-          <w:szCs w:val="32"/>
-        </w:rPr>
-      </w:pPr>
-      <w:r>
-        <w:rPr>
-          <w:rFonts w:ascii="Times New Roman" w:hAnsi="Times New Roman" w:cs="Times New Roman"/>
-          <w:color w:val="0D0D0D" w:themeColor="text1" w:themeTint="F2"/>
-          <w:sz w:val="32"/>
-          <w:szCs w:val="32"/>
-        </w:rPr>
-        <w:t>Example: Two or more teachers teaching different students at the same time in the same classroom.</w:t>
-      </w:r>
-    </w:p>
-    <w:p>
-      <w:pPr>
-        <w:tabs>
-          <w:tab w:val="left" w:pos="1548"/>
-        </w:tabs>
-        <w:rPr>
-          <w:rFonts w:ascii="Times New Roman" w:hAnsi="Times New Roman" w:cs="Times New Roman"/>
-          <w:b/>
-          <w:bCs/>
-          <w:color w:val="0D0D0D" w:themeColor="text1" w:themeTint="F2"/>
-          <w:sz w:val="32"/>
-          <w:szCs w:val="32"/>
-        </w:rPr>
-      </w:pPr>
-      <w:r>
-        <w:rPr>
-          <w:rFonts w:ascii="Times New Roman" w:hAnsi="Times New Roman" w:cs="Times New Roman"/>
-          <w:b/>
-          <w:bCs/>
-          <w:color w:val="0D0D0D" w:themeColor="text1" w:themeTint="F2"/>
-          <w:sz w:val="32"/>
-          <w:szCs w:val="32"/>
-        </w:rPr>
         <w:t>So,</w:t>
       </w:r>
     </w:p>
@@ -17149,10 +16281,25 @@
     <w:p>
       <w:pPr>
         <w:tabs>
-          <w:tab w:val="left" w:pos="1152"/>
-        </w:tabs>
-        <w:rPr>
-          <w:rFonts w:ascii="Times New Roman" w:hAnsi="Times New Roman" w:cs="Times New Roman"/>
+          <w:tab w:val="left" w:pos="1548"/>
+        </w:tabs>
+        <w:rPr>
+          <w:rFonts w:ascii="Times New Roman" w:hAnsi="Times New Roman" w:cs="Times New Roman"/>
+          <w:color w:val="0D0D0D" w:themeColor="text1" w:themeTint="F2"/>
+          <w:sz w:val="32"/>
+          <w:szCs w:val="32"/>
+        </w:rPr>
+      </w:pPr>
+    </w:p>
+    <w:p>
+      <w:pPr>
+        <w:tabs>
+          <w:tab w:val="left" w:pos="1548"/>
+        </w:tabs>
+        <w:ind w:left="360"/>
+        <w:rPr>
+          <w:rFonts w:ascii="Times New Roman" w:hAnsi="Times New Roman" w:cs="Times New Roman"/>
+          <w:color w:val="0D0D0D" w:themeColor="text1" w:themeTint="F2"/>
           <w:sz w:val="32"/>
           <w:szCs w:val="32"/>
         </w:rPr>
